--- a/obsidian-history-vault-master/09 courses/UCSB/Sociology UCSB/Jason Turowetz/MEJIA-FinalPaper_207B.docx
+++ b/obsidian-history-vault-master/09 courses/UCSB/Sociology UCSB/Jason Turowetz/MEJIA-FinalPaper_207B.docx
@@ -4,6 +4,7 @@
   <w:body>
     <w:p>
       <w:pPr>
+        <w:spacing w:line="480" w:lineRule="auto"/>
         <w:jc w:val="center"/>
         <w:rPr>
           <w:lang w:val="en-US"/>
@@ -24,6 +25,7 @@
     </w:p>
     <w:p>
       <w:pPr>
+        <w:spacing w:line="480" w:lineRule="auto"/>
         <w:jc w:val="center"/>
         <w:rPr>
           <w:lang w:val="en-US"/>
@@ -32,6 +34,7 @@
     </w:p>
     <w:p>
       <w:pPr>
+        <w:spacing w:line="480" w:lineRule="auto"/>
         <w:rPr>
           <w:lang w:val="en-US"/>
         </w:rPr>
@@ -45,13 +48,15 @@
     </w:p>
     <w:p>
       <w:pPr>
-        <w:rPr>
-          <w:lang w:val="en-US"/>
-        </w:rPr>
-      </w:pPr>
-    </w:p>
-    <w:p>
-      <w:pPr>
+        <w:spacing w:line="480" w:lineRule="auto"/>
+        <w:rPr>
+          <w:lang w:val="en-US"/>
+        </w:rPr>
+      </w:pPr>
+    </w:p>
+    <w:p>
+      <w:pPr>
+        <w:spacing w:line="480" w:lineRule="auto"/>
         <w:rPr>
           <w:lang w:val="en-US"/>
         </w:rPr>
@@ -65,52 +70,66 @@
     </w:p>
     <w:p>
       <w:pPr>
-        <w:rPr>
-          <w:lang w:val="en-US"/>
-        </w:rPr>
-      </w:pPr>
-      <w:r>
-        <w:rPr>
-          <w:lang w:val="en-US"/>
-        </w:rPr>
-        <w:t>The influence of Erving Goffman over the historical political sociology of Charles Tilly is much clear in the translation of the concept of performance to the political contention.</w:t>
-      </w:r>
-      <w:r>
-        <w:rPr>
-          <w:lang w:val="en-US"/>
-        </w:rPr>
-        <w:t xml:space="preserve"> But can be also in the </w:t>
-      </w:r>
-      <w:r>
-        <w:rPr>
-          <w:lang w:val="en-US"/>
-        </w:rPr>
-        <w:t>way</w:t>
-      </w:r>
-      <w:r>
-        <w:rPr>
-          <w:lang w:val="en-US"/>
-        </w:rPr>
-        <w:t xml:space="preserve"> Till</w:t>
-      </w:r>
-      <w:r>
-        <w:rPr>
-          <w:lang w:val="en-US"/>
-        </w:rPr>
-        <w:t>y emphasized the necessity to offer attention to the interplay between cognitive processes and social transactions.</w:t>
-      </w:r>
-    </w:p>
-    <w:p>
-      <w:pPr>
-        <w:rPr>
-          <w:lang w:val="en-US"/>
-        </w:rPr>
-      </w:pPr>
-      <w:r>
-        <w:rPr>
-          <w:lang w:val="en-US"/>
-        </w:rPr>
-        <w:t xml:space="preserve">By the following approach to the American Palestinian Protests (APP) as a concrete contentious interaction, I will follow the advancements in the literature related to the application of primary frame analysis  made by </w:t>
+        <w:spacing w:line="480" w:lineRule="auto"/>
+        <w:rPr>
+          <w:lang w:val="en-US"/>
+        </w:rPr>
+      </w:pPr>
+      <w:r>
+        <w:rPr>
+          <w:lang w:val="en-US"/>
+        </w:rPr>
+        <w:t>The influence of Erving Goffman over the historical political sociology of Charles Tilly is much clear in the translation of the concept of performance to the political contention</w:t>
+      </w:r>
+      <w:r>
+        <w:rPr>
+          <w:lang w:val="en-US"/>
+        </w:rPr>
+        <w:t xml:space="preserve">, emphasizing </w:t>
+      </w:r>
+      <w:r>
+        <w:rPr>
+          <w:lang w:val="en-US"/>
+        </w:rPr>
+        <w:t>the necessity to offer attention to the interplay between cognitive processes and social transactions.</w:t>
+      </w:r>
+    </w:p>
+    <w:p>
+      <w:pPr>
+        <w:spacing w:line="480" w:lineRule="auto"/>
+        <w:rPr>
+          <w:lang w:val="en-US"/>
+        </w:rPr>
+      </w:pPr>
+      <w:r>
+        <w:rPr>
+          <w:lang w:val="en-US"/>
+        </w:rPr>
+        <w:t xml:space="preserve">By </w:t>
+      </w:r>
+      <w:r>
+        <w:rPr>
+          <w:lang w:val="en-US"/>
+        </w:rPr>
+        <w:t>this</w:t>
+      </w:r>
+      <w:r>
+        <w:rPr>
+          <w:lang w:val="en-US"/>
+        </w:rPr>
+        <w:t xml:space="preserve"> approach to the American Palestinian Protests (APP) as a concrete contentious interaction, I will follow the advancements in the literature related to the application of primary </w:t>
+      </w:r>
+      <w:r>
+        <w:rPr>
+          <w:lang w:val="en-US"/>
+        </w:rPr>
+        <w:t>frameworks</w:t>
+      </w:r>
+      <w:r>
+        <w:rPr>
+          <w:lang w:val="en-US"/>
+        </w:rPr>
+        <w:t xml:space="preserve">  made by </w:t>
       </w:r>
       <w:r>
         <w:rPr>
@@ -179,7 +198,19 @@
         <w:rPr>
           <w:lang w:val="en-US"/>
         </w:rPr>
-        <w:t xml:space="preserve">frame configuring the organization of the experience, which governs the definition of the sense of realness of the structured individual experience of the events of social life </w:t>
+        <w:t xml:space="preserve">frame configuring the organization of the experience, which governs the definition of the sense of realness of the structured individual experience </w:t>
+      </w:r>
+      <w:r>
+        <w:rPr>
+          <w:lang w:val="en-US"/>
+        </w:rPr>
+        <w:t>about</w:t>
+      </w:r>
+      <w:r>
+        <w:rPr>
+          <w:lang w:val="en-US"/>
+        </w:rPr>
+        <w:t xml:space="preserve"> the events of social life </w:t>
       </w:r>
       <w:r>
         <w:rPr>
@@ -191,17 +222,147 @@
         <w:rPr>
           <w:lang w:val="en-US"/>
         </w:rPr>
-        <w:t xml:space="preserve">, 13), in this case the performances executed in the APS, in contrast with the development of the triplets historically developed in the biography of the Actor-Performance-Object triplet. In the course of this identification of what I recognize as a dislocation of the experience of the APS in relation with the </w:t>
-      </w:r>
-      <w:r>
-        <w:rPr>
-          <w:lang w:val="en-US"/>
-        </w:rPr>
-        <w:t>frame in which the triplet of the Palestinian-Israel conflict was developed internationally, to not speak about the Islamic struggles and international conflicts completely embedded in the geopolitical biography of the collective identities which have meaning and real political effects, or have aims which can be real in their consequences.</w:t>
-      </w:r>
-    </w:p>
-    <w:p>
-      <w:pPr>
+        <w:t>, 13)</w:t>
+      </w:r>
+      <w:r>
+        <w:rPr>
+          <w:lang w:val="en-US"/>
+        </w:rPr>
+        <w:t>.</w:t>
+      </w:r>
+      <w:r>
+        <w:rPr>
+          <w:lang w:val="en-US"/>
+        </w:rPr>
+        <w:t xml:space="preserve"> </w:t>
+      </w:r>
+      <w:r>
+        <w:rPr>
+          <w:lang w:val="en-US"/>
+        </w:rPr>
+        <w:t>I</w:t>
+      </w:r>
+      <w:r>
+        <w:rPr>
+          <w:lang w:val="en-US"/>
+        </w:rPr>
+        <w:t>n this case the performances executed in the AP</w:t>
+      </w:r>
+      <w:r>
+        <w:rPr>
+          <w:lang w:val="en-US"/>
+        </w:rPr>
+        <w:t xml:space="preserve">P are dislocated in relation </w:t>
+      </w:r>
+      <w:r>
+        <w:rPr>
+          <w:lang w:val="en-US"/>
+        </w:rPr>
+        <w:t xml:space="preserve">with the development of the triplets historically </w:t>
+      </w:r>
+      <w:r>
+        <w:rPr>
+          <w:lang w:val="en-US"/>
+        </w:rPr>
+        <w:t>formed</w:t>
+      </w:r>
+      <w:r>
+        <w:rPr>
+          <w:lang w:val="en-US"/>
+        </w:rPr>
+        <w:t xml:space="preserve"> in the biography of the Actor-Performance-Object triplet</w:t>
+      </w:r>
+      <w:r>
+        <w:rPr>
+          <w:lang w:val="en-US"/>
+        </w:rPr>
+        <w:t>, while still providing a lived emotional experience powerfully driven by social media</w:t>
+      </w:r>
+      <w:r>
+        <w:rPr>
+          <w:lang w:val="en-US"/>
+        </w:rPr>
+        <w:t xml:space="preserve"> “creating its own special and separate field of existence” (Goffman 1976, 5).</w:t>
+      </w:r>
+    </w:p>
+    <w:p>
+      <w:pPr>
+        <w:spacing w:line="480" w:lineRule="auto"/>
+        <w:rPr>
+          <w:lang w:val="en-US"/>
+        </w:rPr>
+      </w:pPr>
+      <w:r>
+        <w:rPr>
+          <w:lang w:val="en-US"/>
+        </w:rPr>
+        <w:t>In the course of this identification of what I recognize as a dislocation of the experience of the AP</w:t>
+      </w:r>
+      <w:r>
+        <w:rPr>
+          <w:lang w:val="en-US"/>
+        </w:rPr>
+        <w:t>P</w:t>
+      </w:r>
+      <w:r>
+        <w:rPr>
+          <w:lang w:val="en-US"/>
+        </w:rPr>
+        <w:t xml:space="preserve"> in relation with the </w:t>
+      </w:r>
+      <w:r>
+        <w:rPr>
+          <w:lang w:val="en-US"/>
+        </w:rPr>
+        <w:t>frame in which the triplet of the Palestinian-Israel conflict was develope</w:t>
+      </w:r>
+      <w:r>
+        <w:rPr>
+          <w:lang w:val="en-US"/>
+        </w:rPr>
+        <w:t>d internationally</w:t>
+      </w:r>
+      <w:r>
+        <w:rPr>
+          <w:lang w:val="en-US"/>
+        </w:rPr>
+        <w:t>, to not speak about the Islamic struggles</w:t>
+      </w:r>
+      <w:r>
+        <w:rPr>
+          <w:lang w:val="en-US"/>
+        </w:rPr>
+        <w:t xml:space="preserve"> as a set</w:t>
+      </w:r>
+      <w:r>
+        <w:rPr>
+          <w:lang w:val="en-US"/>
+        </w:rPr>
+        <w:t xml:space="preserve"> and </w:t>
+      </w:r>
+      <w:r>
+        <w:rPr>
+          <w:lang w:val="en-US"/>
+        </w:rPr>
+        <w:t xml:space="preserve">the </w:t>
+      </w:r>
+      <w:r>
+        <w:rPr>
+          <w:lang w:val="en-US"/>
+        </w:rPr>
+        <w:lastRenderedPageBreak/>
+        <w:t>international conflicts completely embedded in the geopolitical biography of the collective identities which have meaning and real political effects, or have aims which can be real in their consequences</w:t>
+      </w:r>
+      <w:r>
+        <w:rPr>
+          <w:lang w:val="en-US"/>
+        </w:rPr>
+        <w:t>, and not only in the lived experience of mobilization created by the APP.</w:t>
+      </w:r>
+    </w:p>
+    <w:p>
+      <w:pPr>
+        <w:spacing w:line="480" w:lineRule="auto"/>
         <w:rPr>
           <w:lang w:val="en-US"/>
         </w:rPr>
@@ -241,7 +402,19 @@
         <w:rPr>
           <w:lang w:val="en-US"/>
         </w:rPr>
-        <w:t>, 2024, was necessary to “undermine the intelligibility of everything else we had thought was going around us, including all next acts, thus generating diffuse disorder” (Goffman 1976, 5).</w:t>
+        <w:t>, 2024, was necessary to “undermine the intelligibility of everything else we had thought was going around us, including all next acts, thus generating diffuse disorder” (Goffman 1976, 5)</w:t>
+      </w:r>
+      <w:r>
+        <w:rPr>
+          <w:lang w:val="en-US"/>
+        </w:rPr>
+        <w:t xml:space="preserve">. This event find the APP completely lost, the attention of the social media </w:t>
+      </w:r>
+      <w:r>
+        <w:rPr>
+          <w:lang w:val="en-US"/>
+        </w:rPr>
+        <w:t>dedicated</w:t>
       </w:r>
       <w:r>
         <w:rPr>
@@ -249,9 +422,123 @@
         </w:rPr>
         <w:t xml:space="preserve"> </w:t>
       </w:r>
-    </w:p>
-    <w:p>
-      <w:pPr>
+      <w:r>
+        <w:rPr>
+          <w:lang w:val="en-US"/>
+        </w:rPr>
+        <w:t>for weeks</w:t>
+      </w:r>
+      <w:r>
+        <w:rPr>
+          <w:lang w:val="en-US"/>
+        </w:rPr>
+        <w:t xml:space="preserve"> </w:t>
+      </w:r>
+      <w:r>
+        <w:rPr>
+          <w:lang w:val="en-US"/>
+        </w:rPr>
+        <w:t xml:space="preserve">to stress </w:t>
+      </w:r>
+      <w:r>
+        <w:rPr>
+          <w:lang w:val="en-US"/>
+        </w:rPr>
+        <w:t xml:space="preserve">the “power” of the college students </w:t>
+      </w:r>
+      <w:r>
+        <w:rPr>
+          <w:lang w:val="en-US"/>
+        </w:rPr>
+        <w:t xml:space="preserve">in reaching a “potential” cease fire for freeing Palestine, neither the organizations leading the APP as the coalition SJP-PSL could reestablish the framework in which the “transnational” effects of the APP over the Palestine-Israel conflict realized as dislocated, after a clear an direct response of Joe Biden as the President of the U.S. supporting Israel after the declaration of the ICC to initiate the incarceration process of the Israel prime minister among other top Israel authorities executing the actual genocide against Palestine. </w:t>
+      </w:r>
+      <w:r>
+        <w:rPr>
+          <w:lang w:val="en-US"/>
+        </w:rPr>
+        <w:t>The</w:t>
+      </w:r>
+      <w:r>
+        <w:rPr>
+          <w:lang w:val="en-US"/>
+        </w:rPr>
+        <w:t xml:space="preserve"> deviant act</w:t>
+      </w:r>
+      <w:r>
+        <w:rPr>
+          <w:lang w:val="en-US"/>
+        </w:rPr>
+        <w:t xml:space="preserve"> of </w:t>
+      </w:r>
+      <w:proofErr w:type="spellStart"/>
+      <w:r>
+        <w:rPr>
+          <w:lang w:val="en-US"/>
+        </w:rPr>
+        <w:t>Raisi’s</w:t>
+      </w:r>
+      <w:proofErr w:type="spellEnd"/>
+      <w:r>
+        <w:rPr>
+          <w:lang w:val="en-US"/>
+        </w:rPr>
+        <w:t xml:space="preserve"> martyrization</w:t>
+      </w:r>
+      <w:r>
+        <w:rPr>
+          <w:lang w:val="en-US"/>
+        </w:rPr>
+        <w:t xml:space="preserve"> and the “dead point” response of U.S. to the ICC decision, is preceded by the Joint Statement subscribed by Vladimir Putin and Xi Jinping in Beijing </w:t>
+      </w:r>
+      <w:r>
+        <w:rPr>
+          <w:lang w:val="en-US"/>
+        </w:rPr>
+        <w:t>on</w:t>
+      </w:r>
+      <w:r>
+        <w:rPr>
+          <w:lang w:val="en-US"/>
+        </w:rPr>
+        <w:t xml:space="preserve"> May 16, 2024, asking directly for the diplomatic resolution of the Palestine-Israel conflict inside the international state system “ruled” by international law. The response of Biden justified the unnormal intensity of the repression until then executed against the college students mobilized in the APP, but also dislocated the framework in which their claims </w:t>
+      </w:r>
+      <w:r>
+        <w:rPr>
+          <w:lang w:val="en-US"/>
+        </w:rPr>
+        <w:t>offer</w:t>
+      </w:r>
+      <w:r>
+        <w:rPr>
+          <w:lang w:val="en-US"/>
+        </w:rPr>
+        <w:t xml:space="preserve"> a “sense of realness” to the mobilizing efforts of the college students bitten an</w:t>
+      </w:r>
+      <w:r>
+        <w:rPr>
+          <w:lang w:val="en-US"/>
+        </w:rPr>
+        <w:t xml:space="preserve">d detained by militarized police repression. The “cease fire” “free Palestine” “de-invest” main claims of the APP then “experience” also the impossibility of escalation only by the “transnationalization” of a “struggle” which were labeled as “a global movement”, as if the </w:t>
+      </w:r>
+      <w:r>
+        <w:rPr>
+          <w:lang w:val="en-US"/>
+        </w:rPr>
+        <w:lastRenderedPageBreak/>
+        <w:t>process of escalation of political contention from the local to the international multilevel polity could be reached only by the operation of cognitive mechanisms as the attribution of threat/opportunity, or the frame building developed mainly by academics related to the APP by certain kind of coalitions shared under the leadership of the SJP-PSL.</w:t>
+      </w:r>
+    </w:p>
+    <w:p>
+      <w:pPr>
+        <w:spacing w:line="480" w:lineRule="auto"/>
+        <w:rPr>
+          <w:lang w:val="en-US"/>
+        </w:rPr>
+      </w:pPr>
+    </w:p>
+    <w:p>
+      <w:pPr>
+        <w:spacing w:line="480" w:lineRule="auto"/>
         <w:rPr>
           <w:lang w:val="en-US"/>
         </w:rPr>
@@ -302,6 +589,7 @@
     </w:p>
     <w:p>
       <w:pPr>
+        <w:spacing w:line="480" w:lineRule="auto"/>
         <w:rPr>
           <w:lang w:val="en-US"/>
         </w:rPr>
@@ -315,6 +603,7 @@
     </w:p>
     <w:p>
       <w:pPr>
+        <w:spacing w:line="480" w:lineRule="auto"/>
         <w:rPr>
           <w:lang w:val="en-US"/>
         </w:rPr>
@@ -388,16 +677,23 @@
     </w:p>
     <w:p>
       <w:pPr>
-        <w:rPr>
-          <w:lang w:val="en-US"/>
-        </w:rPr>
-      </w:pPr>
+        <w:spacing w:line="480" w:lineRule="auto"/>
+        <w:rPr>
+          <w:lang w:val="en-US"/>
+        </w:rPr>
+      </w:pPr>
+      <w:r>
+        <w:rPr>
+          <w:lang w:val="en-US"/>
+        </w:rPr>
+        <w:t xml:space="preserve">If we look at the consequences of the APP, completely descripted by their claims, the effects on the Palestinian genocide is null, the reason why, is not only because of the cease fire and free academic speech or liberties, but mainly because of the channeled manner in which the APS selected their targets, constrains its spatiality while being “transnational” and clearly diminish and control effectively the escalation of performances of struggle, holding the actors, the performances, the claims and the target of the APS completely under cooptation and completely under the policy and institutionalized tradition of mobilization proper of the “special and separate style of </w:t>
+      </w:r>
       <w:r>
         <w:rPr>
           <w:lang w:val="en-US"/>
         </w:rPr>
         <w:lastRenderedPageBreak/>
-        <w:t xml:space="preserve">If we look at the consequences of the APP, completely descripted by their claims, the effects on the Palestinian genocide is null, the reason why, is not only because of the cease fire and free academic speech or liberties, but mainly because of the channeled manner in which the APS selected their targets, constrains its spatiality while being “transnational” and clearly diminish and control effectively the escalation of performances of struggle, holding the actors, the performances, the claims and the target of the APS completely under cooptation and completely under the policy and institutionalized tradition of mobilization proper of the “special and separate style of existence” of American Colleges in which “certain reality” as the APS is attended, acquiring a “sense of reality” of an emotional lived experience of </w:t>
+        <w:t xml:space="preserve">existence” of American Colleges in which “certain reality” as the APS is attended, acquiring a “sense of reality” of an emotional lived experience of </w:t>
       </w:r>
       <w:r>
         <w:rPr>
@@ -408,6 +704,7 @@
     </w:p>
     <w:p>
       <w:pPr>
+        <w:spacing w:line="480" w:lineRule="auto"/>
         <w:rPr>
           <w:lang w:val="en-US"/>
         </w:rPr>
@@ -435,27 +732,31 @@
     </w:p>
     <w:p>
       <w:pPr>
-        <w:rPr>
-          <w:lang w:val="en-US"/>
-        </w:rPr>
-      </w:pPr>
-    </w:p>
-    <w:p>
-      <w:pPr>
-        <w:rPr>
-          <w:lang w:val="en-US"/>
-        </w:rPr>
-      </w:pPr>
-    </w:p>
-    <w:p>
-      <w:pPr>
-        <w:rPr>
-          <w:lang w:val="en-US"/>
-        </w:rPr>
-      </w:pPr>
-    </w:p>
-    <w:p>
-      <w:pPr>
+        <w:spacing w:line="480" w:lineRule="auto"/>
+        <w:rPr>
+          <w:lang w:val="en-US"/>
+        </w:rPr>
+      </w:pPr>
+    </w:p>
+    <w:p>
+      <w:pPr>
+        <w:spacing w:line="480" w:lineRule="auto"/>
+        <w:rPr>
+          <w:lang w:val="en-US"/>
+        </w:rPr>
+      </w:pPr>
+    </w:p>
+    <w:p>
+      <w:pPr>
+        <w:spacing w:line="480" w:lineRule="auto"/>
+        <w:rPr>
+          <w:lang w:val="en-US"/>
+        </w:rPr>
+      </w:pPr>
+    </w:p>
+    <w:p>
+      <w:pPr>
+        <w:spacing w:line="480" w:lineRule="auto"/>
         <w:rPr>
           <w:lang w:val="en-US"/>
         </w:rPr>
@@ -485,15 +786,23 @@
     </w:p>
     <w:p>
       <w:pPr>
-        <w:rPr>
-          <w:lang w:val="en-US"/>
-        </w:rPr>
-      </w:pPr>
-      <w:r>
-        <w:rPr>
-          <w:lang w:val="en-US"/>
-        </w:rPr>
-        <w:t xml:space="preserve">The attribution of effectivity to the performances of encampments which finished with a well coopted labor union completely integrated in the political system. The "experience" created for the college US students nationally promote a "global" image of complete defeat of the Palestinian struggle in the current moment of the Gaza crisis, shows a particular face to the historical resistance of the people of not only Palestine, but for elsewhere around the world. The role of social media, mainly platforms as Instagram and Signal, </w:t>
+        <w:spacing w:line="480" w:lineRule="auto"/>
+        <w:rPr>
+          <w:lang w:val="en-US"/>
+        </w:rPr>
+      </w:pPr>
+      <w:r>
+        <w:rPr>
+          <w:lang w:val="en-US"/>
+        </w:rPr>
+        <w:t xml:space="preserve">The attribution of effectivity to the performances of encampments which finished with a well coopted labor union completely integrated in the political system. The "experience" created for the college US students nationally promote a "global" image of complete defeat of the Palestinian struggle in the current moment of the Gaza crisis, shows a particular face to the historical resistance of the people of not only Palestine, but for </w:t>
+      </w:r>
+      <w:r>
+        <w:rPr>
+          <w:lang w:val="en-US"/>
+        </w:rPr>
+        <w:lastRenderedPageBreak/>
+        <w:t xml:space="preserve">elsewhere around the world. The role of social media, mainly platforms as Instagram and Signal, </w:t>
       </w:r>
       <w:proofErr w:type="spellStart"/>
       <w:r>
@@ -554,97 +863,94 @@
     </w:p>
     <w:p>
       <w:pPr>
-        <w:rPr>
-          <w:lang w:val="en-US"/>
-        </w:rPr>
-      </w:pPr>
-      <w:r>
-        <w:rPr>
-          <w:lang w:val="en-US"/>
-        </w:rPr>
-        <w:t xml:space="preserve">What the college students saw as the most powerful student movement since the Vietnam anti-war movement, is really working to produce a global "experience" of defeat of the social forces in struggle against genocide and militarized repression beyond Gaza. The ideological capacity to make the social struggle in the US to develop dislocated from </w:t>
+        <w:spacing w:line="480" w:lineRule="auto"/>
+        <w:rPr>
+          <w:lang w:val="en-US"/>
+        </w:rPr>
+      </w:pPr>
+      <w:r>
+        <w:rPr>
+          <w:lang w:val="en-US"/>
+        </w:rPr>
+        <w:t>What the college students saw as the most powerful student movement since the Vietnam anti-war movement, is really working to produce a global "experience" of defeat of the social forces in struggle against genocide and militarized repression beyond Gaza. The ideological capacity to make the social struggle in the US to develop dislocated from the real outcomes of the political situation which is in question in the Gaza crisis triggered and defended by US imperialism in support of Israel state building genocide.</w:t>
+      </w:r>
+    </w:p>
+    <w:p>
+      <w:pPr>
+        <w:spacing w:line="480" w:lineRule="auto"/>
+        <w:rPr>
+          <w:lang w:val="en-US"/>
+        </w:rPr>
+      </w:pPr>
+      <w:r>
+        <w:rPr>
+          <w:lang w:val="en-US"/>
+        </w:rPr>
+        <w:t xml:space="preserve">The absence of self-bombing performances or armed struggle as well as </w:t>
+      </w:r>
+      <w:proofErr w:type="gramStart"/>
+      <w:r>
+        <w:rPr>
+          <w:lang w:val="en-US"/>
+        </w:rPr>
+        <w:t>hostages</w:t>
+      </w:r>
+      <w:proofErr w:type="gramEnd"/>
+      <w:r>
+        <w:rPr>
+          <w:lang w:val="en-US"/>
+        </w:rPr>
+        <w:t xml:space="preserve"> situations, performances of struggle developed robustly in the field of contention configured in Gaza against US imperialism, is not a casual result of the perfect form which the oppression of every challenger to the establishment reached by capitalism development.  </w:t>
+      </w:r>
+    </w:p>
+    <w:p>
+      <w:pPr>
+        <w:spacing w:line="480" w:lineRule="auto"/>
+        <w:rPr>
+          <w:lang w:val="en-US"/>
+        </w:rPr>
+      </w:pPr>
+      <w:r>
+        <w:rPr>
+          <w:lang w:val="en-US"/>
+        </w:rPr>
+        <w:t xml:space="preserve">of a culture of democratic tolerance of class domination completely transparent in US as a social formation in real subsumption under the control of a certain fraction of industrial and financial capital alignments which rule at the top of </w:t>
+      </w:r>
+      <w:proofErr w:type="gramStart"/>
+      <w:r>
+        <w:rPr>
+          <w:lang w:val="en-US"/>
+        </w:rPr>
+        <w:t>the its</w:t>
+      </w:r>
+      <w:proofErr w:type="gramEnd"/>
+      <w:r>
+        <w:rPr>
+          <w:lang w:val="en-US"/>
+        </w:rPr>
+        <w:t xml:space="preserve"> "state", in coordination with their parts in the international state system hegemonically organized by the Sino-American capital shared imperialism of the Post-Cold War.  </w:t>
+      </w:r>
+    </w:p>
+    <w:p>
+      <w:pPr>
+        <w:spacing w:line="480" w:lineRule="auto"/>
+        <w:rPr>
+          <w:lang w:val="en-US"/>
+        </w:rPr>
+      </w:pPr>
+      <w:r>
+        <w:rPr>
+          <w:lang w:val="en-US"/>
+        </w:rPr>
+        <w:t xml:space="preserve">This is a view that focuses on three key dimensions: first, the ongoing forging of new collective identities (‘identity shift’ and ‘actor constitution’ in the authors' terminology of </w:t>
       </w:r>
       <w:r>
         <w:rPr>
           <w:lang w:val="en-US"/>
         </w:rPr>
         <w:lastRenderedPageBreak/>
-        <w:t>the real outcomes of the political situation which is in question in the Gaza crisis triggered and defended by US imperialism in support of Israel state building genocide.</w:t>
-      </w:r>
-    </w:p>
-    <w:p>
-      <w:pPr>
-        <w:rPr>
-          <w:lang w:val="en-US"/>
-        </w:rPr>
-      </w:pPr>
-      <w:r>
-        <w:rPr>
-          <w:lang w:val="en-US"/>
-        </w:rPr>
-        <w:t xml:space="preserve">The absence of self-bombing performances or armed struggle as well as </w:t>
-      </w:r>
-      <w:proofErr w:type="gramStart"/>
-      <w:r>
-        <w:rPr>
-          <w:lang w:val="en-US"/>
-        </w:rPr>
-        <w:t>hostages</w:t>
-      </w:r>
-      <w:proofErr w:type="gramEnd"/>
-      <w:r>
-        <w:rPr>
-          <w:lang w:val="en-US"/>
-        </w:rPr>
-        <w:t xml:space="preserve"> situations, performances of struggle developed robustly in the field of contention configured in Gaza against US imperialism, is not a casual result of the perfect form which the oppression of every challenger to the establishment reached by capitalism development.  </w:t>
-      </w:r>
-    </w:p>
-    <w:p>
-      <w:pPr>
-        <w:rPr>
-          <w:lang w:val="en-US"/>
-        </w:rPr>
-      </w:pPr>
-      <w:r>
-        <w:rPr>
-          <w:lang w:val="en-US"/>
-        </w:rPr>
-        <w:t xml:space="preserve">of a culture of democratic tolerance of class domination completely transparent in US as a social formation in real subsumption under the control of a certain fraction of industrial and financial capital alignments which rule at the top of </w:t>
-      </w:r>
-      <w:proofErr w:type="gramStart"/>
-      <w:r>
-        <w:rPr>
-          <w:lang w:val="en-US"/>
-        </w:rPr>
-        <w:t>the its</w:t>
-      </w:r>
-      <w:proofErr w:type="gramEnd"/>
-      <w:r>
-        <w:rPr>
-          <w:lang w:val="en-US"/>
-        </w:rPr>
-        <w:t xml:space="preserve"> "state", in coordination with their parts in the international state system hegemonically organized by the Sino-American capital shared imperialism of the Post-Cold War.  </w:t>
-      </w:r>
-    </w:p>
-    <w:p>
-      <w:pPr>
-        <w:rPr>
-          <w:lang w:val="en-US"/>
-        </w:rPr>
-      </w:pPr>
-      <w:r>
-        <w:rPr>
-          <w:lang w:val="en-US"/>
-        </w:rPr>
-        <w:t>This is a view that focuses on three key dimensions: first, the ongoing forging of new collective identities (‘identity shift’ and ‘actor constitution’ in the authors' terminology of mechanisms); second, new definitions of action (‘polarization’ and ‘scale shift’); and third, definitions and redefinitions of opportunity and threat (the mechanism of ‘opportunity—threat spirals’). Simplified, cultural elements of the _Dynamics of Contention_ can be thought of as anchored in the ongoing definition and redefinition of (1) the subject, (2) its actions and (3) the target or object of its actions.</w:t>
-      </w:r>
-    </w:p>
-    <w:p>
-      <w:pPr>
-        <w:rPr>
-          <w:lang w:val="en-US"/>
-        </w:rPr>
-      </w:pPr>
+        <w:t>mechanisms); second, new definitions of action (‘polarization’ and ‘scale shift’); and third, definitions and redefinitions of opportunity and threat (the mechanism of ‘opportunity—threat spirals’). Simplified, cultural elements of the _Dynamics of Contention_ can be thought of as anchored in the ongoing definition and redefinition of (1) the subject, (2) its actions and (3) the target or object of its actions.</w:t>
+      </w:r>
     </w:p>
     <w:sectPr>
       <w:headerReference w:type="default" r:id="rId7"/>

--- a/obsidian-history-vault-master/09 courses/UCSB/Sociology UCSB/Jason Turowetz/MEJIA-FinalPaper_207B.docx
+++ b/obsidian-history-vault-master/09 courses/UCSB/Sociology UCSB/Jason Turowetz/MEJIA-FinalPaper_207B.docx
@@ -14,13 +14,13 @@
         <w:rPr>
           <w:lang w:val="en-US"/>
         </w:rPr>
-        <w:t>Title: APS frame, performances, repertories</w:t>
-      </w:r>
-      <w:r>
-        <w:rPr>
-          <w:lang w:val="en-US"/>
-        </w:rPr>
-        <w:t xml:space="preserve"> analysis</w:t>
+        <w:t>Tentative t</w:t>
+      </w:r>
+      <w:r>
+        <w:rPr>
+          <w:lang w:val="en-US"/>
+        </w:rPr>
+        <w:t>itle:</w:t>
       </w:r>
     </w:p>
     <w:p>
@@ -31,16 +31,76 @@
           <w:lang w:val="en-US"/>
         </w:rPr>
       </w:pPr>
+      <w:r>
+        <w:rPr>
+          <w:lang w:val="en-US"/>
+        </w:rPr>
+        <w:t>Keywords:</w:t>
+      </w:r>
+      <w:r>
+        <w:rPr>
+          <w:lang w:val="en-US"/>
+        </w:rPr>
+        <w:t xml:space="preserve"> A</w:t>
+      </w:r>
+      <w:r>
+        <w:rPr>
+          <w:lang w:val="en-US"/>
+        </w:rPr>
+        <w:t xml:space="preserve">merican </w:t>
+      </w:r>
+      <w:proofErr w:type="spellStart"/>
+      <w:r>
+        <w:rPr>
+          <w:lang w:val="en-US"/>
+        </w:rPr>
+        <w:t>Palestinan</w:t>
+      </w:r>
+      <w:proofErr w:type="spellEnd"/>
+      <w:r>
+        <w:rPr>
+          <w:lang w:val="en-US"/>
+        </w:rPr>
+        <w:t xml:space="preserve"> Protests (APP),</w:t>
+      </w:r>
+      <w:r>
+        <w:rPr>
+          <w:lang w:val="en-US"/>
+        </w:rPr>
+        <w:t xml:space="preserve"> frame, performances, repertories</w:t>
+      </w:r>
+      <w:r>
+        <w:rPr>
+          <w:lang w:val="en-US"/>
+        </w:rPr>
+        <w:t>, frame</w:t>
+      </w:r>
+      <w:r>
+        <w:rPr>
+          <w:lang w:val="en-US"/>
+        </w:rPr>
+        <w:t xml:space="preserve"> analysis</w:t>
+      </w:r>
+      <w:r>
+        <w:rPr>
+          <w:lang w:val="en-US"/>
+        </w:rPr>
+        <w:t>, primary frameworks, Actor-Performance-Target</w:t>
+      </w:r>
     </w:p>
     <w:p>
       <w:pPr>
         <w:spacing w:line="480" w:lineRule="auto"/>
         <w:rPr>
-          <w:lang w:val="en-US"/>
-        </w:rPr>
-      </w:pPr>
-      <w:r>
-        <w:rPr>
+          <w:b/>
+          <w:bCs/>
+          <w:lang w:val="en-US"/>
+        </w:rPr>
+      </w:pPr>
+      <w:r>
+        <w:rPr>
+          <w:b/>
+          <w:bCs/>
           <w:lang w:val="en-US"/>
         </w:rPr>
         <w:t>Introduction</w:t>
@@ -50,9 +110,19 @@
       <w:pPr>
         <w:spacing w:line="480" w:lineRule="auto"/>
         <w:rPr>
-          <w:lang w:val="en-US"/>
-        </w:rPr>
-      </w:pPr>
+          <w:b/>
+          <w:bCs/>
+          <w:lang w:val="en-US"/>
+        </w:rPr>
+      </w:pPr>
+      <w:r>
+        <w:rPr>
+          <w:b/>
+          <w:bCs/>
+          <w:lang w:val="en-US"/>
+        </w:rPr>
+        <w:t>Theory framework</w:t>
+      </w:r>
     </w:p>
     <w:p>
       <w:pPr>
@@ -65,7 +135,19 @@
         <w:rPr>
           <w:lang w:val="en-US"/>
         </w:rPr>
-        <w:t>Theory framework</w:t>
+        <w:t>The influence of Erving Goffman over the historical political sociology of Charles Tilly is much clear in the translation of the concept of performance to the political contention</w:t>
+      </w:r>
+      <w:r>
+        <w:rPr>
+          <w:lang w:val="en-US"/>
+        </w:rPr>
+        <w:t xml:space="preserve">, emphasizing </w:t>
+      </w:r>
+      <w:r>
+        <w:rPr>
+          <w:lang w:val="en-US"/>
+        </w:rPr>
+        <w:t>the necessity to offer attention to the interplay between cognitive processes and social transactions.</w:t>
       </w:r>
     </w:p>
     <w:p>
@@ -79,32 +161,6 @@
         <w:rPr>
           <w:lang w:val="en-US"/>
         </w:rPr>
-        <w:t>The influence of Erving Goffman over the historical political sociology of Charles Tilly is much clear in the translation of the concept of performance to the political contention</w:t>
-      </w:r>
-      <w:r>
-        <w:rPr>
-          <w:lang w:val="en-US"/>
-        </w:rPr>
-        <w:t xml:space="preserve">, emphasizing </w:t>
-      </w:r>
-      <w:r>
-        <w:rPr>
-          <w:lang w:val="en-US"/>
-        </w:rPr>
-        <w:t>the necessity to offer attention to the interplay between cognitive processes and social transactions.</w:t>
-      </w:r>
-    </w:p>
-    <w:p>
-      <w:pPr>
-        <w:spacing w:line="480" w:lineRule="auto"/>
-        <w:rPr>
-          <w:lang w:val="en-US"/>
-        </w:rPr>
-      </w:pPr>
-      <w:r>
-        <w:rPr>
-          <w:lang w:val="en-US"/>
-        </w:rPr>
         <w:t xml:space="preserve">By </w:t>
       </w:r>
       <w:r>
@@ -154,21 +210,7 @@
           <w:rFonts w:ascii="Aptos" w:hAnsi="Aptos"/>
           <w:lang w:val="en-US"/>
         </w:rPr>
-        <w:t xml:space="preserve">Johnston and Alimi </w:t>
-      </w:r>
-      <w:r>
-        <w:rPr>
-          <w:rFonts w:ascii="Aptos" w:hAnsi="Aptos"/>
-          <w:lang w:val="en-US"/>
-        </w:rPr>
-        <w:t>(</w:t>
-      </w:r>
-      <w:r>
-        <w:rPr>
-          <w:rFonts w:ascii="Aptos" w:hAnsi="Aptos"/>
-          <w:lang w:val="en-US"/>
-        </w:rPr>
-        <w:t>2012)</w:t>
+        <w:t>(Johnston and Alimi 2012)</w:t>
       </w:r>
       <w:r>
         <w:rPr>
@@ -210,19 +252,7 @@
         <w:rPr>
           <w:lang w:val="en-US"/>
         </w:rPr>
-        <w:t xml:space="preserve"> the events of social life </w:t>
-      </w:r>
-      <w:r>
-        <w:rPr>
-          <w:lang w:val="en-US"/>
-        </w:rPr>
-        <w:t>(Goffman 1976, 10-11</w:t>
-      </w:r>
-      <w:r>
-        <w:rPr>
-          <w:lang w:val="en-US"/>
-        </w:rPr>
-        <w:t>, 13)</w:t>
+        <w:t xml:space="preserve"> the events of social life (Goffman 1976, 10-11, 13)</w:t>
       </w:r>
       <w:r>
         <w:rPr>
@@ -452,6 +482,14 @@
         </w:rPr>
         <w:t xml:space="preserve">in reaching a “potential” cease fire for freeing Palestine, neither the organizations leading the APP as the coalition SJP-PSL could reestablish the framework in which the “transnational” effects of the APP over the Palestine-Israel conflict realized as dislocated, after a clear an direct response of Joe Biden as the President of the U.S. supporting Israel after the declaration of the ICC to initiate the incarceration process of the Israel prime minister among other top Israel authorities executing the actual genocide against Palestine. </w:t>
       </w:r>
+    </w:p>
+    <w:p>
+      <w:pPr>
+        <w:spacing w:line="480" w:lineRule="auto"/>
+        <w:rPr>
+          <w:lang w:val="en-US"/>
+        </w:rPr>
+      </w:pPr>
       <w:r>
         <w:rPr>
           <w:lang w:val="en-US"/>
@@ -470,490 +508,1176 @@
         </w:rPr>
         <w:t xml:space="preserve"> of </w:t>
       </w:r>
+      <w:r>
+        <w:rPr>
+          <w:lang w:val="en-US"/>
+        </w:rPr>
+        <w:t>Raisi’s martyrization</w:t>
+      </w:r>
+      <w:r>
+        <w:rPr>
+          <w:lang w:val="en-US"/>
+        </w:rPr>
+        <w:t xml:space="preserve"> and the “dead point” response of U.S. to the ICC decision, is preceded by the Joint Statement subscribed by Vladimir Putin and Xi Jinping in Beijing </w:t>
+      </w:r>
+      <w:r>
+        <w:rPr>
+          <w:lang w:val="en-US"/>
+        </w:rPr>
+        <w:t>on</w:t>
+      </w:r>
+      <w:r>
+        <w:rPr>
+          <w:lang w:val="en-US"/>
+        </w:rPr>
+        <w:t xml:space="preserve"> May 16, 2024, asking directly for the diplomatic resolution of the Palestine-Israel conflict inside the international state system “ruled” by international law. The response of Biden justified the unnormal intensity of the repression until then executed against the college students mobilized in the APP, but also dislocated the framework in which their claims </w:t>
+      </w:r>
+      <w:r>
+        <w:rPr>
+          <w:lang w:val="en-US"/>
+        </w:rPr>
+        <w:t>offer</w:t>
+      </w:r>
+      <w:r>
+        <w:rPr>
+          <w:lang w:val="en-US"/>
+        </w:rPr>
+        <w:t xml:space="preserve"> a “sense of realness” to the mobilizing efforts of the college students bitten an</w:t>
+      </w:r>
+      <w:r>
+        <w:rPr>
+          <w:lang w:val="en-US"/>
+        </w:rPr>
+        <w:t xml:space="preserve">d detained by militarized police repression. </w:t>
+      </w:r>
+    </w:p>
+    <w:p>
+      <w:pPr>
+        <w:spacing w:line="480" w:lineRule="auto"/>
+        <w:rPr>
+          <w:lang w:val="en-US"/>
+        </w:rPr>
+      </w:pPr>
+      <w:r>
+        <w:rPr>
+          <w:lang w:val="en-US"/>
+        </w:rPr>
+        <w:lastRenderedPageBreak/>
+        <w:t>The “cease fire” “free Palestine” “de-invest” main claims of the APP then “experience” also the impossibility of escalation only by the “transnationalization” of a “struggle” which were labeled as “a global movement”, as if the process of escalation of political contention from the local to the international multilevel polity could be reached only by the operation of cognitive mechanisms as the attribution of threat/opportunity, or the frame building developed mainly by academics related to the APP by certain kind of coalitions shared under the leadership of the SJP-PSL.</w:t>
+      </w:r>
+    </w:p>
+    <w:p>
+      <w:pPr>
+        <w:spacing w:line="480" w:lineRule="auto"/>
+        <w:rPr>
+          <w:lang w:val="en-US"/>
+        </w:rPr>
+      </w:pPr>
+      <w:r>
+        <w:rPr>
+          <w:lang w:val="en-US"/>
+        </w:rPr>
+        <w:t>While the interpretations and performances nurturing the "experience" of struggle flourished instantly in the US, mainly organized by Social Justice for Palestine (SJP) and its national system linked to People for Socialist Liberation (PSL), developed a well measured, funded and equipped national campaign of detainments triggered by a well-developed performance of "antagonization of police" to reach "radicalization" and "escalation", but clearly, without "direct action". Collective actions, finally, directed to a great defeat which by the puritanism sacrificed political commitments which supposed to clean the faces of ethical individuals mobilized mainly by its "transnational" link to a class struggle in which their performances develop in dislocation from the real power dynamic over which the Palestinian struggle of the US college students have null effects.</w:t>
+      </w:r>
+    </w:p>
+    <w:p>
+      <w:pPr>
+        <w:spacing w:line="480" w:lineRule="auto"/>
+        <w:rPr>
+          <w:lang w:val="en-US"/>
+        </w:rPr>
+      </w:pPr>
+      <w:r>
+        <w:rPr>
+          <w:lang w:val="en-US"/>
+        </w:rPr>
+        <w:t>The attribution of effectivity to the performances of encampments which finished with a well coopted labor union completely integrated in the political system. The "experience" created for the college US students nationally promote a "global" image of complete defeat of the Palestinian struggle in the current moment of the Gaza crisis, show</w:t>
+      </w:r>
+      <w:r>
+        <w:rPr>
+          <w:lang w:val="en-US"/>
+        </w:rPr>
+        <w:t>ing</w:t>
+      </w:r>
+      <w:r>
+        <w:rPr>
+          <w:lang w:val="en-US"/>
+        </w:rPr>
+        <w:t xml:space="preserve"> a particular </w:t>
+      </w:r>
+      <w:r>
+        <w:rPr>
+          <w:lang w:val="en-US"/>
+        </w:rPr>
+        <w:t>“</w:t>
+      </w:r>
+      <w:r>
+        <w:rPr>
+          <w:lang w:val="en-US"/>
+        </w:rPr>
+        <w:t>face</w:t>
+      </w:r>
+      <w:r>
+        <w:rPr>
+          <w:lang w:val="en-US"/>
+        </w:rPr>
+        <w:t>”</w:t>
+      </w:r>
+      <w:r>
+        <w:rPr>
+          <w:lang w:val="en-US"/>
+        </w:rPr>
+        <w:t xml:space="preserve"> to the historical resistance of the people of not only Palestine, but for elsewhere around the world. </w:t>
+      </w:r>
+    </w:p>
+    <w:p>
+      <w:pPr>
+        <w:spacing w:line="480" w:lineRule="auto"/>
+        <w:rPr>
+          <w:lang w:val="en-US"/>
+        </w:rPr>
+      </w:pPr>
+      <w:r>
+        <w:rPr>
+          <w:lang w:val="en-US"/>
+        </w:rPr>
+        <w:t xml:space="preserve">What the college students saw as the most powerful student movement since the Vietnam anti-war movement, is really working to produce a global "experience" of defeat </w:t>
+      </w:r>
+      <w:r>
+        <w:rPr>
+          <w:lang w:val="en-US"/>
+        </w:rPr>
+        <w:lastRenderedPageBreak/>
+        <w:t>of the social forces in struggle against genocide and militarized repression beyond Gaza. The ideological capacity to make the social struggle in the US to develop dislocated from the real outcomes of the political situation which is in question in the Gaza crisis triggered and defended by US imperialism in support of Israel state building genocide.</w:t>
+      </w:r>
+      <w:r>
+        <w:rPr>
+          <w:lang w:val="en-US"/>
+        </w:rPr>
+        <w:t xml:space="preserve"> </w:t>
+      </w:r>
+      <w:r>
+        <w:rPr>
+          <w:lang w:val="en-US"/>
+        </w:rPr>
+        <w:t>In that manner our individualistic souls can be sacrificed "virtually" by being martyrized, imprisoned, treated as the "pigs" treat "Palestinians".</w:t>
+      </w:r>
+    </w:p>
+    <w:p>
+      <w:pPr>
+        <w:spacing w:line="480" w:lineRule="auto"/>
+        <w:rPr>
+          <w:lang w:val="en-US"/>
+        </w:rPr>
+      </w:pPr>
+      <w:r>
+        <w:rPr>
+          <w:lang w:val="en-US"/>
+        </w:rPr>
+        <w:t xml:space="preserve">The absence of self-bombing performances or armed struggle as well as hostages’ situations, performances of struggle developed robustly in the field of contention configured in Gaza against US imperialism, is not a casual result of the perfect form which the oppression of every challenger to the establishment reached by capitalism development.  </w:t>
+      </w:r>
+    </w:p>
+    <w:p>
+      <w:pPr>
+        <w:spacing w:line="480" w:lineRule="auto"/>
+        <w:rPr>
+          <w:lang w:val="en-US"/>
+        </w:rPr>
+      </w:pPr>
+      <w:r>
+        <w:rPr>
+          <w:lang w:val="en-US"/>
+        </w:rPr>
+        <w:t xml:space="preserve">During the current breakdown of the international state system, the crisis in Gaza and the genocide of Palestina has been </w:t>
+      </w:r>
+      <w:r>
+        <w:rPr>
+          <w:lang w:val="en-US"/>
+        </w:rPr>
+        <w:t>framed highly influenced by social media infrastructure (Instagram, Twitter and Signal)</w:t>
+      </w:r>
+      <w:r>
+        <w:rPr>
+          <w:lang w:val="en-US"/>
+        </w:rPr>
+        <w:t xml:space="preserve"> </w:t>
+      </w:r>
+      <w:r>
+        <w:rPr>
+          <w:lang w:val="en-US"/>
+        </w:rPr>
+        <w:t>as a</w:t>
+      </w:r>
+      <w:r>
+        <w:rPr>
+          <w:lang w:val="en-US"/>
+        </w:rPr>
+        <w:t xml:space="preserve"> "transnational" field </w:t>
+      </w:r>
+      <w:r>
+        <w:rPr>
+          <w:lang w:val="en-US"/>
+        </w:rPr>
+        <w:t>of contention, at the point to declare a global student’s movement, or the most powerful student movement in American history in comparison with the Vietnam anti-war movement.</w:t>
+      </w:r>
+    </w:p>
+    <w:p>
+      <w:pPr>
+        <w:spacing w:line="480" w:lineRule="auto"/>
+        <w:rPr>
+          <w:lang w:val="en-US"/>
+        </w:rPr>
+      </w:pPr>
+      <w:r>
+        <w:rPr>
+          <w:lang w:val="en-US"/>
+        </w:rPr>
+        <w:t xml:space="preserve">If we look at the consequences of the APP, completely descripted by their claims, the effects on the Palestinian genocide is null, the reason why, is not only because of the </w:t>
+      </w:r>
+      <w:r>
+        <w:rPr>
+          <w:lang w:val="en-US"/>
+        </w:rPr>
+        <w:t>“</w:t>
+      </w:r>
+      <w:r>
+        <w:rPr>
+          <w:lang w:val="en-US"/>
+        </w:rPr>
+        <w:t>cease fire</w:t>
+      </w:r>
+      <w:r>
+        <w:rPr>
+          <w:lang w:val="en-US"/>
+        </w:rPr>
+        <w:t>”, “de-invest”</w:t>
+      </w:r>
+      <w:r>
+        <w:rPr>
+          <w:lang w:val="en-US"/>
+        </w:rPr>
+        <w:t xml:space="preserve"> and </w:t>
+      </w:r>
+      <w:r>
+        <w:rPr>
+          <w:lang w:val="en-US"/>
+        </w:rPr>
+        <w:t>“</w:t>
+      </w:r>
+      <w:r>
+        <w:rPr>
+          <w:lang w:val="en-US"/>
+        </w:rPr>
+        <w:t>free academic liberties</w:t>
+      </w:r>
+      <w:r>
+        <w:rPr>
+          <w:lang w:val="en-US"/>
+        </w:rPr>
+        <w:t>” were claims completely out of the frame configured by the Palestinian-Israel conflict historically</w:t>
+      </w:r>
+      <w:r>
+        <w:rPr>
+          <w:lang w:val="en-US"/>
+        </w:rPr>
+        <w:t>, but mainly because of the channeled manner in which the AP</w:t>
+      </w:r>
+      <w:r>
+        <w:rPr>
+          <w:lang w:val="en-US"/>
+        </w:rPr>
+        <w:t>P</w:t>
+      </w:r>
+      <w:r>
+        <w:rPr>
+          <w:lang w:val="en-US"/>
+        </w:rPr>
+        <w:t xml:space="preserve"> selected their targets</w:t>
+      </w:r>
+      <w:r>
+        <w:rPr>
+          <w:lang w:val="en-US"/>
+        </w:rPr>
+        <w:t xml:space="preserve"> moving from targeting the government to a desperate move to reduce its scope to the college students movement field of contention avoiding it direct framing as an anti-government protest. In that manner neither the claims, nor the performances could have any effect on the real situation of </w:t>
+      </w:r>
+      <w:r>
+        <w:rPr>
+          <w:lang w:val="en-US"/>
+        </w:rPr>
+        <w:lastRenderedPageBreak/>
+        <w:t>Palestinian genocide but provide a “lived experience with a sense of realness”, finally dislocated, unsuccessful, and demoralizing.</w:t>
+      </w:r>
+    </w:p>
+    <w:p>
+      <w:pPr>
+        <w:spacing w:line="480" w:lineRule="auto"/>
+        <w:rPr>
+          <w:lang w:val="en-US"/>
+        </w:rPr>
+      </w:pPr>
+      <w:r>
+        <w:rPr>
+          <w:lang w:val="en-US"/>
+        </w:rPr>
+        <w:t xml:space="preserve">The </w:t>
+      </w:r>
+      <w:r>
+        <w:rPr>
+          <w:lang w:val="en-US"/>
+        </w:rPr>
+        <w:t xml:space="preserve"> constrain</w:t>
+      </w:r>
+      <w:r>
+        <w:rPr>
+          <w:lang w:val="en-US"/>
+        </w:rPr>
+        <w:t xml:space="preserve"> of the performances and </w:t>
+      </w:r>
+      <w:r>
+        <w:rPr>
+          <w:lang w:val="en-US"/>
+        </w:rPr>
+        <w:t xml:space="preserve">its spatiality while being </w:t>
+      </w:r>
+      <w:r>
+        <w:rPr>
+          <w:lang w:val="en-US"/>
+        </w:rPr>
+        <w:t xml:space="preserve"> declared </w:t>
+      </w:r>
+      <w:r>
+        <w:rPr>
+          <w:lang w:val="en-US"/>
+        </w:rPr>
+        <w:t>“transnational”</w:t>
+      </w:r>
+      <w:r>
+        <w:rPr>
+          <w:lang w:val="en-US"/>
+        </w:rPr>
+        <w:t xml:space="preserve">, </w:t>
+      </w:r>
+      <w:r>
+        <w:rPr>
+          <w:lang w:val="en-US"/>
+        </w:rPr>
+        <w:t>clearly diminish and control effectively the escalation of performances of struggle, holding the actors, the performances, the claims and the target of the AP</w:t>
+      </w:r>
+      <w:r>
+        <w:rPr>
+          <w:lang w:val="en-US"/>
+        </w:rPr>
+        <w:t>P</w:t>
+      </w:r>
+      <w:r>
+        <w:rPr>
+          <w:lang w:val="en-US"/>
+        </w:rPr>
+        <w:t xml:space="preserve"> completely under cooptation and completely under the policy and institutionalized tradition of mobilization proper of the “special and separate style of existence” of American Colleges in which “certain reality” as the AP</w:t>
+      </w:r>
+      <w:r>
+        <w:rPr>
+          <w:lang w:val="en-US"/>
+        </w:rPr>
+        <w:t>P</w:t>
+      </w:r>
+      <w:r>
+        <w:rPr>
+          <w:lang w:val="en-US"/>
+        </w:rPr>
+        <w:t xml:space="preserve"> is attended, acquiring a “sense of reality” of an emotional lived experience of a “global” juncture.</w:t>
+      </w:r>
+    </w:p>
+    <w:p>
+      <w:pPr>
+        <w:spacing w:line="480" w:lineRule="auto"/>
+        <w:rPr>
+          <w:lang w:val="en-US"/>
+        </w:rPr>
+      </w:pPr>
+      <w:r>
+        <w:rPr>
+          <w:lang w:val="en-US"/>
+        </w:rPr>
+        <w:t xml:space="preserve">The </w:t>
+      </w:r>
+      <w:r>
+        <w:rPr>
+          <w:lang w:val="en-US"/>
+        </w:rPr>
+        <w:t>way</w:t>
+      </w:r>
+      <w:r>
+        <w:rPr>
+          <w:lang w:val="en-US"/>
+        </w:rPr>
+        <w:t xml:space="preserve"> this experience was structured depend not only </w:t>
+      </w:r>
+      <w:r>
+        <w:rPr>
+          <w:lang w:val="en-US"/>
+        </w:rPr>
+        <w:t>on</w:t>
+      </w:r>
+      <w:r>
+        <w:rPr>
+          <w:lang w:val="en-US"/>
+        </w:rPr>
+        <w:t xml:space="preserve"> the analysis of individua</w:t>
+      </w:r>
+      <w:r>
+        <w:rPr>
+          <w:lang w:val="en-US"/>
+        </w:rPr>
+        <w:t>l</w:t>
+      </w:r>
+      <w:r>
+        <w:rPr>
+          <w:lang w:val="en-US"/>
+        </w:rPr>
+        <w:t xml:space="preserve"> interactions but of contentious interactions by which the scale and the “reality” of the “experience” can be understood also as “dislocated” from the frames of collective action developed in a concrete field of contention.</w:t>
+      </w:r>
+      <w:r>
+        <w:rPr>
+          <w:lang w:val="en-US"/>
+        </w:rPr>
+        <w:t xml:space="preserve"> The concept of face in Goffman</w:t>
+      </w:r>
+      <w:r>
+        <w:rPr>
+          <w:lang w:val="en-US"/>
+        </w:rPr>
+        <w:t xml:space="preserve"> (1967, 6-7) is used here to understand how the dramatization produced by police repression in the APP operated in the configuration of the “lived experience” of be in face “of struggle” in the Palestine-Israel contention field, reinforced by the effective diffusion on Instagram, Twitter and Signal of unrestricted content access to the unbanned images of police brutality and high levels of </w:t>
+      </w:r>
+      <w:r>
+        <w:rPr>
+          <w:lang w:val="en-US"/>
+        </w:rPr>
+        <w:t>police repression.</w:t>
+      </w:r>
+      <w:r>
+        <w:rPr>
+          <w:rStyle w:val="Refdenotaalpie"/>
+          <w:lang w:val="en-US"/>
+        </w:rPr>
+        <w:footnoteReference w:id="1"/>
+      </w:r>
+    </w:p>
+    <w:p>
+      <w:pPr>
+        <w:spacing w:line="480" w:lineRule="auto"/>
+        <w:rPr>
+          <w:lang w:val="en-US"/>
+        </w:rPr>
+      </w:pPr>
+      <w:r>
+        <w:rPr>
+          <w:lang w:val="en-US"/>
+        </w:rPr>
+        <w:t xml:space="preserve">The line followed by the scripted dramatization of repression put a </w:t>
+      </w:r>
+      <w:r>
+        <w:rPr>
+          <w:lang w:val="en-US"/>
+        </w:rPr>
+        <w:t>“</w:t>
+      </w:r>
+      <w:r>
+        <w:rPr>
+          <w:lang w:val="en-US"/>
+        </w:rPr>
+        <w:t>face</w:t>
+      </w:r>
+      <w:r>
+        <w:rPr>
+          <w:lang w:val="en-US"/>
+        </w:rPr>
+        <w:t>”</w:t>
+      </w:r>
+      <w:r>
+        <w:rPr>
+          <w:lang w:val="en-US"/>
+        </w:rPr>
+        <w:t xml:space="preserve"> </w:t>
+      </w:r>
+      <w:r>
+        <w:rPr>
+          <w:lang w:val="en-US"/>
+        </w:rPr>
+        <w:t xml:space="preserve">effective for mobilization and solidarity, </w:t>
+      </w:r>
+      <w:r>
+        <w:rPr>
+          <w:lang w:val="en-US"/>
+        </w:rPr>
+        <w:t>which in a “mixed open and closed</w:t>
+      </w:r>
+      <w:r>
+        <w:rPr>
+          <w:lang w:val="en-US"/>
+        </w:rPr>
+        <w:t>”</w:t>
+      </w:r>
+      <w:r>
+        <w:rPr>
+          <w:lang w:val="en-US"/>
+        </w:rPr>
+        <w:t xml:space="preserve"> </w:t>
+      </w:r>
+      <w:r>
+        <w:rPr>
+          <w:lang w:val="en-US"/>
+        </w:rPr>
+        <w:fldChar w:fldCharType="begin"/>
+      </w:r>
+      <w:r>
+        <w:rPr>
+          <w:lang w:val="en-US"/>
+        </w:rPr>
+        <w:instrText xml:space="preserve"> ADDIN ZOTERO_ITEM CSL_CITATION {"citationID":"aSLrshlz","properties":{"formattedCitation":"(Eisinger 1973, 28)","plainCitation":"(Eisinger 1973, 28)","noteIndex":0},"citationItems":[{"id":5399,"uris":["http://zotero.org/users/4081719/items/7PX7R42U"],"itemData":{"id":5399,"type":"article-journal","container-title":"The American Political Science Review","issue":"1","page":"11-28","title":"The Conditions of Protest Behavior in American Cities","URL":"http://www.jstor.org/stable/1958525?origin=JSTOR-pdf","volume":"67","author":[{"family":"Eisinger","given":"Peter K."}],"issued":{"date-parts":[["1973"]]},"citation-key":"eisingerConditionsProtestBehavior1973"},"locator":"28","label":"page"}],"schema":"https://github.com/citation-style-language/schema/raw/master/csl-citation.json"} </w:instrText>
+      </w:r>
+      <w:r>
+        <w:rPr>
+          <w:lang w:val="en-US"/>
+        </w:rPr>
+        <w:fldChar w:fldCharType="separate"/>
+      </w:r>
+      <w:r>
+        <w:rPr>
+          <w:rFonts w:ascii="Aptos" w:hAnsi="Aptos"/>
+          <w:lang w:val="en-US"/>
+        </w:rPr>
+        <w:t>(Eisinger 1973, 28)</w:t>
+      </w:r>
+      <w:r>
+        <w:rPr>
+          <w:lang w:val="en-US"/>
+        </w:rPr>
+        <w:fldChar w:fldCharType="end"/>
+      </w:r>
+      <w:r>
+        <w:rPr>
+          <w:lang w:val="en-US"/>
+        </w:rPr>
+        <w:t xml:space="preserve"> </w:t>
+      </w:r>
+      <w:r>
+        <w:rPr>
+          <w:lang w:val="en-US"/>
+        </w:rPr>
+        <w:lastRenderedPageBreak/>
+        <w:t>political opportunity structure</w:t>
+      </w:r>
+      <w:r>
+        <w:rPr>
+          <w:rStyle w:val="Refdenotaalpie"/>
+          <w:lang w:val="en-US"/>
+        </w:rPr>
+        <w:footnoteReference w:id="2"/>
+      </w:r>
+      <w:r>
+        <w:rPr>
+          <w:lang w:val="en-US"/>
+        </w:rPr>
+        <w:t xml:space="preserve"> </w:t>
+      </w:r>
+      <w:r>
+        <w:rPr>
+          <w:lang w:val="en-US"/>
+        </w:rPr>
+        <w:t>in which,</w:t>
+      </w:r>
+      <w:r>
+        <w:rPr>
+          <w:lang w:val="en-US"/>
+        </w:rPr>
+        <w:t xml:space="preserve"> </w:t>
+      </w:r>
+      <w:r>
+        <w:rPr>
+          <w:lang w:val="en-US"/>
+        </w:rPr>
+        <w:t xml:space="preserve">as </w:t>
+      </w:r>
+      <w:r>
+        <w:rPr>
+          <w:lang w:val="en-US"/>
+        </w:rPr>
+        <w:t xml:space="preserve">is </w:t>
+      </w:r>
+      <w:r>
+        <w:rPr>
+          <w:lang w:val="en-US"/>
+        </w:rPr>
+        <w:t xml:space="preserve">well </w:t>
+      </w:r>
+      <w:r>
+        <w:rPr>
+          <w:lang w:val="en-US"/>
+        </w:rPr>
+        <w:t xml:space="preserve">known </w:t>
+      </w:r>
+      <w:r>
+        <w:rPr>
+          <w:lang w:val="en-US"/>
+        </w:rPr>
+        <w:t>by researchers and entrepreneurs of mobilization</w:t>
+      </w:r>
+      <w:r>
+        <w:rPr>
+          <w:lang w:val="en-US"/>
+        </w:rPr>
+        <w:t xml:space="preserve">, </w:t>
+      </w:r>
+      <w:r>
+        <w:rPr>
+          <w:lang w:val="en-US"/>
+        </w:rPr>
+        <w:t>repression</w:t>
+      </w:r>
+      <w:r>
+        <w:rPr>
+          <w:lang w:val="en-US"/>
+        </w:rPr>
+        <w:t xml:space="preserve"> will operate for</w:t>
+      </w:r>
+      <w:r>
+        <w:rPr>
+          <w:lang w:val="en-US"/>
+        </w:rPr>
+        <w:t xml:space="preserve"> the diffusion of the APP</w:t>
+      </w:r>
+      <w:r>
+        <w:rPr>
+          <w:lang w:val="en-US"/>
+        </w:rPr>
+        <w:t xml:space="preserve"> in</w:t>
+      </w:r>
+      <w:r>
+        <w:rPr>
+          <w:lang w:val="en-US"/>
+        </w:rPr>
+        <w:t xml:space="preserve"> which the masses of college students </w:t>
+      </w:r>
+      <w:r>
+        <w:rPr>
+          <w:lang w:val="en-US"/>
+        </w:rPr>
+        <w:t>were mobilized.</w:t>
+      </w:r>
+    </w:p>
+    <w:p>
+      <w:pPr>
+        <w:spacing w:line="480" w:lineRule="auto"/>
+        <w:rPr>
+          <w:lang w:val="en-US"/>
+        </w:rPr>
+      </w:pPr>
+    </w:p>
+    <w:p>
+      <w:pPr>
+        <w:spacing w:line="480" w:lineRule="auto"/>
+        <w:rPr>
+          <w:lang w:val="en-US"/>
+        </w:rPr>
+      </w:pPr>
+    </w:p>
+    <w:p>
+      <w:pPr>
+        <w:spacing w:line="480" w:lineRule="auto"/>
+        <w:rPr>
+          <w:lang w:val="en-US"/>
+        </w:rPr>
+      </w:pPr>
+    </w:p>
+    <w:p>
+      <w:pPr>
+        <w:spacing w:line="480" w:lineRule="auto"/>
+        <w:rPr>
+          <w:b/>
+          <w:bCs/>
+          <w:lang w:val="en-US"/>
+        </w:rPr>
+      </w:pPr>
+      <w:r>
+        <w:rPr>
+          <w:b/>
+          <w:bCs/>
+          <w:lang w:val="en-US"/>
+        </w:rPr>
+        <w:t>Methodological approach</w:t>
+      </w:r>
+      <w:r>
+        <w:rPr>
+          <w:b/>
+          <w:bCs/>
+          <w:lang w:val="en-US"/>
+        </w:rPr>
+        <w:t xml:space="preserve">: </w:t>
+      </w:r>
+      <w:r>
+        <w:rPr>
+          <w:b/>
+          <w:bCs/>
+          <w:lang w:val="en-US"/>
+        </w:rPr>
+        <w:t>Analysis of Actor-Performance-Target primary framework structure of the Palestinian-Israel contention</w:t>
+      </w:r>
+    </w:p>
+    <w:p>
+      <w:pPr>
+        <w:spacing w:line="480" w:lineRule="auto"/>
+        <w:rPr>
+          <w:lang w:val="en-US"/>
+        </w:rPr>
+      </w:pPr>
+      <w:r>
+        <w:rPr>
+          <w:lang w:val="en-US"/>
+        </w:rPr>
+        <w:t xml:space="preserve">Based on the review of the literature following </w:t>
+      </w:r>
+      <w:r>
+        <w:rPr>
+          <w:lang w:val="en-US"/>
+        </w:rPr>
+        <w:t>Johnston and Alimi (2012)</w:t>
+      </w:r>
+      <w:r>
+        <w:rPr>
+          <w:lang w:val="en-US"/>
+        </w:rPr>
+        <w:t xml:space="preserve">, show the dislocation of the APP Actor-Performance-Target structure from the Palestine-Israel contention without an effective keying after the deviant act </w:t>
+      </w:r>
+      <w:r>
+        <w:rPr>
+          <w:lang w:val="en-US"/>
+        </w:rPr>
+        <w:t>of Raisi’s martyrization</w:t>
+      </w:r>
+      <w:r>
+        <w:rPr>
+          <w:lang w:val="en-US"/>
+        </w:rPr>
+        <w:t>…</w:t>
+      </w:r>
+    </w:p>
+    <w:p>
+      <w:pPr>
+        <w:spacing w:line="480" w:lineRule="auto"/>
+        <w:rPr>
+          <w:b/>
+          <w:bCs/>
+          <w:lang w:val="en-US"/>
+        </w:rPr>
+      </w:pPr>
+      <w:r>
+        <w:rPr>
+          <w:b/>
+          <w:bCs/>
+          <w:lang w:val="en-US"/>
+        </w:rPr>
+        <w:t>Conclusion and prospective research agenda</w:t>
+      </w:r>
+    </w:p>
+    <w:p>
+      <w:pPr>
+        <w:spacing w:line="480" w:lineRule="auto"/>
+        <w:rPr>
+          <w:b/>
+          <w:bCs/>
+          <w:lang w:val="en-US"/>
+        </w:rPr>
+      </w:pPr>
+      <w:r>
+        <w:rPr>
+          <w:b/>
+          <w:bCs/>
+          <w:lang w:val="en-US"/>
+        </w:rPr>
+        <w:t>Cited references</w:t>
+      </w:r>
+    </w:p>
+    <w:p>
+      <w:pPr>
+        <w:spacing w:after="0" w:line="240" w:lineRule="auto"/>
+        <w:ind w:hanging="480"/>
+        <w:rPr>
+          <w:rFonts w:ascii="Times New Roman" w:eastAsia="Times New Roman" w:hAnsi="Times New Roman" w:cs="Times New Roman"/>
+          <w:kern w:val="0"/>
+          <w:sz w:val="24"/>
+          <w:szCs w:val="24"/>
+          <w:lang w:eastAsia="es-PE"/>
+          <w14:ligatures w14:val="none"/>
+        </w:rPr>
+      </w:pPr>
       <w:proofErr w:type="spellStart"/>
       <w:r>
         <w:rPr>
-          <w:lang w:val="en-US"/>
-        </w:rPr>
-        <w:t>Raisi’s</w:t>
+          <w:rFonts w:ascii="Times New Roman" w:eastAsia="Times New Roman" w:hAnsi="Times New Roman" w:cs="Times New Roman"/>
+          <w:kern w:val="0"/>
+          <w:sz w:val="24"/>
+          <w:szCs w:val="24"/>
+          <w:lang w:val="en-US" w:eastAsia="es-PE"/>
+          <w14:ligatures w14:val="none"/>
+        </w:rPr>
+        <w:t>Franzosi</w:t>
       </w:r>
       <w:proofErr w:type="spellEnd"/>
       <w:r>
         <w:rPr>
-          <w:lang w:val="en-US"/>
-        </w:rPr>
-        <w:t xml:space="preserve"> martyrization</w:t>
-      </w:r>
-      <w:r>
-        <w:rPr>
-          <w:lang w:val="en-US"/>
-        </w:rPr>
-        <w:t xml:space="preserve"> and the “dead point” response of U.S. to the ICC decision, is preceded by the Joint Statement subscribed by Vladimir Putin and Xi Jinping in Beijing </w:t>
-      </w:r>
-      <w:r>
-        <w:rPr>
-          <w:lang w:val="en-US"/>
-        </w:rPr>
-        <w:t>on</w:t>
-      </w:r>
-      <w:r>
-        <w:rPr>
-          <w:lang w:val="en-US"/>
-        </w:rPr>
-        <w:t xml:space="preserve"> May 16, 2024, asking directly for the diplomatic resolution of the Palestine-Israel conflict inside the international state system “ruled” by international law. The response of Biden justified the unnormal intensity of the repression until then executed against the college students mobilized in the APP, but also dislocated the framework in which their claims </w:t>
-      </w:r>
-      <w:r>
-        <w:rPr>
-          <w:lang w:val="en-US"/>
-        </w:rPr>
-        <w:t>offer</w:t>
-      </w:r>
-      <w:r>
-        <w:rPr>
-          <w:lang w:val="en-US"/>
-        </w:rPr>
-        <w:t xml:space="preserve"> a “sense of realness” to the mobilizing efforts of the college students bitten an</w:t>
-      </w:r>
-      <w:r>
-        <w:rPr>
-          <w:lang w:val="en-US"/>
-        </w:rPr>
-        <w:t xml:space="preserve">d detained by militarized police repression. The “cease fire” “free Palestine” “de-invest” main claims of the APP then “experience” also the impossibility of escalation only by the “transnationalization” of a “struggle” which were labeled as “a global movement”, as if the </w:t>
-      </w:r>
-      <w:r>
-        <w:rPr>
-          <w:lang w:val="en-US"/>
-        </w:rPr>
-        <w:lastRenderedPageBreak/>
-        <w:t>process of escalation of political contention from the local to the international multilevel polity could be reached only by the operation of cognitive mechanisms as the attribution of threat/opportunity, or the frame building developed mainly by academics related to the APP by certain kind of coalitions shared under the leadership of the SJP-PSL.</w:t>
+          <w:rFonts w:ascii="Times New Roman" w:eastAsia="Times New Roman" w:hAnsi="Times New Roman" w:cs="Times New Roman"/>
+          <w:kern w:val="0"/>
+          <w:sz w:val="24"/>
+          <w:szCs w:val="24"/>
+          <w:lang w:val="en-US" w:eastAsia="es-PE"/>
+          <w14:ligatures w14:val="none"/>
+        </w:rPr>
+        <w:t xml:space="preserve">, Roberto. 2006. “The Return of The Actor. Interaction Networks Among Social Actors During Periods of High Mobilization (Italy, 1919-1922).” </w:t>
+      </w:r>
+      <w:proofErr w:type="spellStart"/>
+      <w:r>
+        <w:rPr>
+          <w:rFonts w:ascii="Times New Roman" w:eastAsia="Times New Roman" w:hAnsi="Times New Roman" w:cs="Times New Roman"/>
+          <w:i/>
+          <w:iCs/>
+          <w:kern w:val="0"/>
+          <w:sz w:val="24"/>
+          <w:szCs w:val="24"/>
+          <w:lang w:eastAsia="es-PE"/>
+          <w14:ligatures w14:val="none"/>
+        </w:rPr>
+        <w:t>Mobilization</w:t>
+      </w:r>
+      <w:proofErr w:type="spellEnd"/>
+      <w:r>
+        <w:rPr>
+          <w:rFonts w:ascii="Times New Roman" w:eastAsia="Times New Roman" w:hAnsi="Times New Roman" w:cs="Times New Roman"/>
+          <w:i/>
+          <w:iCs/>
+          <w:kern w:val="0"/>
+          <w:sz w:val="24"/>
+          <w:szCs w:val="24"/>
+          <w:lang w:eastAsia="es-PE"/>
+          <w14:ligatures w14:val="none"/>
+        </w:rPr>
+        <w:t xml:space="preserve">: An International </w:t>
+      </w:r>
+      <w:proofErr w:type="spellStart"/>
+      <w:r>
+        <w:rPr>
+          <w:rFonts w:ascii="Times New Roman" w:eastAsia="Times New Roman" w:hAnsi="Times New Roman" w:cs="Times New Roman"/>
+          <w:i/>
+          <w:iCs/>
+          <w:kern w:val="0"/>
+          <w:sz w:val="24"/>
+          <w:szCs w:val="24"/>
+          <w:lang w:eastAsia="es-PE"/>
+          <w14:ligatures w14:val="none"/>
+        </w:rPr>
+        <w:t>Quarterly</w:t>
+      </w:r>
+      <w:proofErr w:type="spellEnd"/>
+      <w:r>
+        <w:rPr>
+          <w:rFonts w:ascii="Times New Roman" w:eastAsia="Times New Roman" w:hAnsi="Times New Roman" w:cs="Times New Roman"/>
+          <w:kern w:val="0"/>
+          <w:sz w:val="24"/>
+          <w:szCs w:val="24"/>
+          <w:lang w:eastAsia="es-PE"/>
+          <w14:ligatures w14:val="none"/>
+        </w:rPr>
+        <w:t xml:space="preserve"> 4 (2): 131–49. </w:t>
+      </w:r>
+      <w:hyperlink r:id="rId7" w:history="1">
+        <w:r>
+          <w:rPr>
+            <w:rFonts w:ascii="Times New Roman" w:eastAsia="Times New Roman" w:hAnsi="Times New Roman" w:cs="Times New Roman"/>
+            <w:color w:val="0000FF"/>
+            <w:kern w:val="0"/>
+            <w:sz w:val="24"/>
+            <w:szCs w:val="24"/>
+            <w:u w:val="single"/>
+            <w:lang w:eastAsia="es-PE"/>
+            <w14:ligatures w14:val="none"/>
+          </w:rPr>
+          <w:t>https://doi.org/10.17813/maiq.4.2.480g12700535663l</w:t>
+        </w:r>
+      </w:hyperlink>
+      <w:r>
+        <w:rPr>
+          <w:rFonts w:ascii="Times New Roman" w:eastAsia="Times New Roman" w:hAnsi="Times New Roman" w:cs="Times New Roman"/>
+          <w:kern w:val="0"/>
+          <w:sz w:val="24"/>
+          <w:szCs w:val="24"/>
+          <w:lang w:eastAsia="es-PE"/>
+          <w14:ligatures w14:val="none"/>
+        </w:rPr>
+        <w:t>.</w:t>
+      </w:r>
+    </w:p>
+    <w:p>
+      <w:pPr>
+        <w:spacing w:after="0" w:line="240" w:lineRule="auto"/>
+        <w:ind w:hanging="480"/>
+        <w:rPr>
+          <w:rFonts w:ascii="Times New Roman" w:eastAsia="Times New Roman" w:hAnsi="Times New Roman" w:cs="Times New Roman"/>
+          <w:kern w:val="0"/>
+          <w:sz w:val="24"/>
+          <w:szCs w:val="24"/>
+          <w:lang w:val="en-US" w:eastAsia="es-PE"/>
+          <w14:ligatures w14:val="none"/>
+        </w:rPr>
+      </w:pPr>
+      <w:r>
+        <w:rPr>
+          <w:rFonts w:ascii="Times New Roman" w:eastAsia="Times New Roman" w:hAnsi="Times New Roman" w:cs="Times New Roman"/>
+          <w:kern w:val="0"/>
+          <w:sz w:val="24"/>
+          <w:szCs w:val="24"/>
+          <w:lang w:val="en-US" w:eastAsia="es-PE"/>
+          <w14:ligatures w14:val="none"/>
+        </w:rPr>
+        <w:t xml:space="preserve">Goffman, Erving. 1967. </w:t>
+      </w:r>
+      <w:r>
+        <w:rPr>
+          <w:rFonts w:ascii="Times New Roman" w:eastAsia="Times New Roman" w:hAnsi="Times New Roman" w:cs="Times New Roman"/>
+          <w:i/>
+          <w:iCs/>
+          <w:kern w:val="0"/>
+          <w:sz w:val="24"/>
+          <w:szCs w:val="24"/>
+          <w:lang w:val="en-US" w:eastAsia="es-PE"/>
+          <w14:ligatures w14:val="none"/>
+        </w:rPr>
+        <w:t>Interaction Ritual: Essays on Face-to-Face Behavior</w:t>
+      </w:r>
+      <w:r>
+        <w:rPr>
+          <w:rFonts w:ascii="Times New Roman" w:eastAsia="Times New Roman" w:hAnsi="Times New Roman" w:cs="Times New Roman"/>
+          <w:kern w:val="0"/>
+          <w:sz w:val="24"/>
+          <w:szCs w:val="24"/>
+          <w:lang w:val="en-US" w:eastAsia="es-PE"/>
+          <w14:ligatures w14:val="none"/>
+        </w:rPr>
+        <w:t xml:space="preserve">. [1st ed.]. Anchor </w:t>
+      </w:r>
+      <w:proofErr w:type="gramStart"/>
+      <w:r>
+        <w:rPr>
+          <w:rFonts w:ascii="Times New Roman" w:eastAsia="Times New Roman" w:hAnsi="Times New Roman" w:cs="Times New Roman"/>
+          <w:kern w:val="0"/>
+          <w:sz w:val="24"/>
+          <w:szCs w:val="24"/>
+          <w:lang w:val="en-US" w:eastAsia="es-PE"/>
+          <w14:ligatures w14:val="none"/>
+        </w:rPr>
+        <w:t>Books</w:t>
+      </w:r>
+      <w:r>
+        <w:rPr>
+          <w:rFonts w:ascii="Arial" w:eastAsia="Times New Roman" w:hAnsi="Arial" w:cs="Arial"/>
+          <w:kern w:val="0"/>
+          <w:sz w:val="24"/>
+          <w:szCs w:val="24"/>
+          <w:lang w:val="en-US" w:eastAsia="es-PE"/>
+          <w14:ligatures w14:val="none"/>
+        </w:rPr>
+        <w:t> </w:t>
+      </w:r>
+      <w:r>
+        <w:rPr>
+          <w:rFonts w:ascii="Times New Roman" w:eastAsia="Times New Roman" w:hAnsi="Times New Roman" w:cs="Times New Roman"/>
+          <w:kern w:val="0"/>
+          <w:sz w:val="24"/>
+          <w:szCs w:val="24"/>
+          <w:lang w:val="en-US" w:eastAsia="es-PE"/>
+          <w14:ligatures w14:val="none"/>
+        </w:rPr>
+        <w:t>;</w:t>
+      </w:r>
+      <w:proofErr w:type="gramEnd"/>
+      <w:r>
+        <w:rPr>
+          <w:rFonts w:ascii="Times New Roman" w:eastAsia="Times New Roman" w:hAnsi="Times New Roman" w:cs="Times New Roman"/>
+          <w:kern w:val="0"/>
+          <w:sz w:val="24"/>
+          <w:szCs w:val="24"/>
+          <w:lang w:val="en-US" w:eastAsia="es-PE"/>
+          <w14:ligatures w14:val="none"/>
+        </w:rPr>
+        <w:t xml:space="preserve"> A596. Garden City, N.Y: Doubleday.</w:t>
+      </w:r>
+    </w:p>
+    <w:p>
+      <w:pPr>
+        <w:spacing w:after="0" w:line="240" w:lineRule="auto"/>
+        <w:ind w:hanging="480"/>
+        <w:rPr>
+          <w:rFonts w:ascii="Times New Roman" w:eastAsia="Times New Roman" w:hAnsi="Times New Roman" w:cs="Times New Roman"/>
+          <w:kern w:val="0"/>
+          <w:sz w:val="24"/>
+          <w:szCs w:val="24"/>
+          <w:lang w:val="en-US" w:eastAsia="es-PE"/>
+          <w14:ligatures w14:val="none"/>
+        </w:rPr>
+      </w:pPr>
+      <w:r>
+        <w:rPr>
+          <w:rFonts w:ascii="Times New Roman" w:eastAsia="Times New Roman" w:hAnsi="Times New Roman" w:cs="Times New Roman"/>
+          <w:kern w:val="0"/>
+          <w:sz w:val="24"/>
+          <w:szCs w:val="24"/>
+          <w:lang w:val="en-US" w:eastAsia="es-PE"/>
+          <w14:ligatures w14:val="none"/>
+        </w:rPr>
+        <w:t xml:space="preserve">Goffman, Erving. 1976. </w:t>
+      </w:r>
+      <w:r>
+        <w:rPr>
+          <w:rFonts w:ascii="Times New Roman" w:eastAsia="Times New Roman" w:hAnsi="Times New Roman" w:cs="Times New Roman"/>
+          <w:i/>
+          <w:iCs/>
+          <w:kern w:val="0"/>
+          <w:sz w:val="24"/>
+          <w:szCs w:val="24"/>
+          <w:lang w:val="en-US" w:eastAsia="es-PE"/>
+          <w14:ligatures w14:val="none"/>
+        </w:rPr>
+        <w:t>Frame Analysis: An Essay on the Organization of Experience</w:t>
+      </w:r>
+      <w:r>
+        <w:rPr>
+          <w:rFonts w:ascii="Times New Roman" w:eastAsia="Times New Roman" w:hAnsi="Times New Roman" w:cs="Times New Roman"/>
+          <w:kern w:val="0"/>
+          <w:sz w:val="24"/>
+          <w:szCs w:val="24"/>
+          <w:lang w:val="en-US" w:eastAsia="es-PE"/>
+          <w14:ligatures w14:val="none"/>
+        </w:rPr>
+        <w:t>. Cambridge, Mass: Harvard University Press.</w:t>
+      </w:r>
+    </w:p>
+    <w:p>
+      <w:pPr>
+        <w:spacing w:after="0" w:line="240" w:lineRule="auto"/>
+        <w:ind w:hanging="480"/>
+        <w:rPr>
+          <w:rFonts w:ascii="Times New Roman" w:eastAsia="Times New Roman" w:hAnsi="Times New Roman" w:cs="Times New Roman"/>
+          <w:kern w:val="0"/>
+          <w:sz w:val="24"/>
+          <w:szCs w:val="24"/>
+          <w:lang w:eastAsia="es-PE"/>
+          <w14:ligatures w14:val="none"/>
+        </w:rPr>
+      </w:pPr>
+      <w:r>
+        <w:rPr>
+          <w:rFonts w:ascii="Times New Roman" w:eastAsia="Times New Roman" w:hAnsi="Times New Roman" w:cs="Times New Roman"/>
+          <w:kern w:val="0"/>
+          <w:sz w:val="24"/>
+          <w:szCs w:val="24"/>
+          <w:lang w:val="en-US" w:eastAsia="es-PE"/>
+          <w14:ligatures w14:val="none"/>
+        </w:rPr>
+        <w:t xml:space="preserve">Johnston, Hank, and Eitan Y. Alimi. 2012. “Primary Frameworks, Keying and the Dynamics of Contentious Politics: The Islamization of the Chechen and Palestinian National Movements.” </w:t>
+      </w:r>
+      <w:proofErr w:type="spellStart"/>
+      <w:r>
+        <w:rPr>
+          <w:rFonts w:ascii="Times New Roman" w:eastAsia="Times New Roman" w:hAnsi="Times New Roman" w:cs="Times New Roman"/>
+          <w:i/>
+          <w:iCs/>
+          <w:kern w:val="0"/>
+          <w:sz w:val="24"/>
+          <w:szCs w:val="24"/>
+          <w:lang w:eastAsia="es-PE"/>
+          <w14:ligatures w14:val="none"/>
+        </w:rPr>
+        <w:t>Political</w:t>
+      </w:r>
+      <w:proofErr w:type="spellEnd"/>
+      <w:r>
+        <w:rPr>
+          <w:rFonts w:ascii="Times New Roman" w:eastAsia="Times New Roman" w:hAnsi="Times New Roman" w:cs="Times New Roman"/>
+          <w:i/>
+          <w:iCs/>
+          <w:kern w:val="0"/>
+          <w:sz w:val="24"/>
+          <w:szCs w:val="24"/>
+          <w:lang w:eastAsia="es-PE"/>
+          <w14:ligatures w14:val="none"/>
+        </w:rPr>
+        <w:t xml:space="preserve"> </w:t>
+      </w:r>
+      <w:proofErr w:type="spellStart"/>
+      <w:r>
+        <w:rPr>
+          <w:rFonts w:ascii="Times New Roman" w:eastAsia="Times New Roman" w:hAnsi="Times New Roman" w:cs="Times New Roman"/>
+          <w:i/>
+          <w:iCs/>
+          <w:kern w:val="0"/>
+          <w:sz w:val="24"/>
+          <w:szCs w:val="24"/>
+          <w:lang w:eastAsia="es-PE"/>
+          <w14:ligatures w14:val="none"/>
+        </w:rPr>
+        <w:t>Studies</w:t>
+      </w:r>
+      <w:proofErr w:type="spellEnd"/>
+      <w:r>
+        <w:rPr>
+          <w:rFonts w:ascii="Times New Roman" w:eastAsia="Times New Roman" w:hAnsi="Times New Roman" w:cs="Times New Roman"/>
+          <w:kern w:val="0"/>
+          <w:sz w:val="24"/>
+          <w:szCs w:val="24"/>
+          <w:lang w:eastAsia="es-PE"/>
+          <w14:ligatures w14:val="none"/>
+        </w:rPr>
+        <w:t xml:space="preserve"> 60 (3): 603–20. </w:t>
+      </w:r>
+      <w:hyperlink r:id="rId8" w:history="1">
+        <w:r>
+          <w:rPr>
+            <w:rFonts w:ascii="Times New Roman" w:eastAsia="Times New Roman" w:hAnsi="Times New Roman" w:cs="Times New Roman"/>
+            <w:color w:val="0000FF"/>
+            <w:kern w:val="0"/>
+            <w:sz w:val="24"/>
+            <w:szCs w:val="24"/>
+            <w:u w:val="single"/>
+            <w:lang w:eastAsia="es-PE"/>
+            <w14:ligatures w14:val="none"/>
+          </w:rPr>
+          <w:t>https://doi.org/10.1111/j.1467-9248.2011.00927.x</w:t>
+        </w:r>
+      </w:hyperlink>
+      <w:r>
+        <w:rPr>
+          <w:rFonts w:ascii="Times New Roman" w:eastAsia="Times New Roman" w:hAnsi="Times New Roman" w:cs="Times New Roman"/>
+          <w:kern w:val="0"/>
+          <w:sz w:val="24"/>
+          <w:szCs w:val="24"/>
+          <w:lang w:eastAsia="es-PE"/>
+          <w14:ligatures w14:val="none"/>
+        </w:rPr>
+        <w:t>.</w:t>
       </w:r>
     </w:p>
     <w:p>
       <w:pPr>
         <w:spacing w:line="480" w:lineRule="auto"/>
         <w:rPr>
-          <w:lang w:val="en-US"/>
-        </w:rPr>
-      </w:pPr>
-    </w:p>
-    <w:p>
-      <w:pPr>
-        <w:spacing w:line="480" w:lineRule="auto"/>
-        <w:rPr>
-          <w:lang w:val="en-US"/>
-        </w:rPr>
-      </w:pPr>
-      <w:r>
-        <w:rPr>
-          <w:lang w:val="en-US"/>
-        </w:rPr>
-        <w:t xml:space="preserve">Definition of performance by Goffman: “A performance, […] is that arrangement which transforms an individual into a stage performer, the latter, in turn, being an object that can be looked at in the round and at length without offense, and looked to for engaging behavior, by persons in an “audience”  role </w:t>
-      </w:r>
-      <w:r>
-        <w:rPr>
-          <w:lang w:val="en-US"/>
-        </w:rPr>
-        <w:fldChar w:fldCharType="begin"/>
-      </w:r>
-      <w:r>
-        <w:rPr>
-          <w:lang w:val="en-US"/>
-        </w:rPr>
-        <w:instrText xml:space="preserve"> ADDIN ZOTERO_ITEM CSL_CITATION {"citationID":"zGYtYiQO","properties":{"formattedCitation":"(Goffman 1976, 125)","plainCitation":"(Goffman 1976, 125)","noteIndex":0},"citationItems":[{"id":10717,"uris":["http://zotero.org/users/4081719/items/R89C6Z79"],"itemData":{"id":10717,"type":"book","event-place":"Cambridge, Mass","ISBN":"978-0-674-31656-0","language":"eng","number-of-pages":"586","publisher":"Harvard University Press","publisher-place":"Cambridge, Mass","source":"K10plus ISBN","title":"Frame analysis: an essay on the organization of experience","title-short":"Frame analysis","author":[{"family":"Goffman","given":"Erving"}],"issued":{"date-parts":[["1976"]]},"citation-key":"goffmanFrameAnalysisEssay1976"},"locator":"125","label":"page"}],"schema":"https://github.com/citation-style-language/schema/raw/master/csl-citation.json"} </w:instrText>
-      </w:r>
-      <w:r>
-        <w:rPr>
-          <w:lang w:val="en-US"/>
-        </w:rPr>
-        <w:fldChar w:fldCharType="separate"/>
-      </w:r>
-      <w:r>
-        <w:rPr>
-          <w:rFonts w:ascii="Aptos" w:hAnsi="Aptos"/>
-          <w:lang w:val="en-US"/>
-        </w:rPr>
-        <w:t>(Goffman 1976, 125)</w:t>
-      </w:r>
-      <w:r>
-        <w:rPr>
-          <w:lang w:val="en-US"/>
-        </w:rPr>
-        <w:fldChar w:fldCharType="end"/>
-      </w:r>
-      <w:r>
-        <w:rPr>
-          <w:lang w:val="en-US"/>
-        </w:rPr>
-        <w:t>.</w:t>
-      </w:r>
-    </w:p>
-    <w:p>
-      <w:pPr>
-        <w:spacing w:line="480" w:lineRule="auto"/>
-        <w:rPr>
-          <w:lang w:val="en-US"/>
-        </w:rPr>
-      </w:pPr>
-      <w:r>
-        <w:rPr>
-          <w:lang w:val="en-US"/>
-        </w:rPr>
-        <w:t>The interactional sociology of Erving Goffman developed by the historical political sociologist Charles Tilly sediment an ultimate theoretical framework for the study of historical transitions by disruption of the systems of existent repertories of struggle.</w:t>
-      </w:r>
-    </w:p>
-    <w:p>
-      <w:pPr>
-        <w:spacing w:line="480" w:lineRule="auto"/>
-        <w:rPr>
-          <w:lang w:val="en-US"/>
-        </w:rPr>
-      </w:pPr>
-      <w:r>
-        <w:rPr>
-          <w:lang w:val="en-US"/>
-        </w:rPr>
-        <w:t xml:space="preserve">During the current breakdown of the international state system, the crisis in Gaza and the genocide of Palestina has been </w:t>
-      </w:r>
-      <w:r>
-        <w:rPr>
-          <w:lang w:val="en-US"/>
-        </w:rPr>
-        <w:t>framed highly influenced by social media infrastructure (Instagram, Twitter and Signal)</w:t>
-      </w:r>
-      <w:r>
-        <w:rPr>
-          <w:lang w:val="en-US"/>
-        </w:rPr>
-        <w:t xml:space="preserve"> </w:t>
-      </w:r>
-      <w:r>
-        <w:rPr>
-          <w:lang w:val="en-US"/>
-        </w:rPr>
-        <w:t>as a</w:t>
-      </w:r>
-      <w:r>
-        <w:rPr>
-          <w:lang w:val="en-US"/>
-        </w:rPr>
-        <w:t xml:space="preserve"> "transnational" field </w:t>
-      </w:r>
-      <w:r>
-        <w:rPr>
-          <w:lang w:val="en-US"/>
-        </w:rPr>
-        <w:t xml:space="preserve">of contention, at the point to declare a global </w:t>
-      </w:r>
-      <w:r>
-        <w:rPr>
-          <w:lang w:val="en-US"/>
-        </w:rPr>
-        <w:t>student’s</w:t>
-      </w:r>
-      <w:r>
-        <w:rPr>
-          <w:lang w:val="en-US"/>
-        </w:rPr>
-        <w:t xml:space="preserve"> movement, or the most powerful student movement in American history in comparison with</w:t>
-      </w:r>
-      <w:r>
-        <w:rPr>
-          <w:lang w:val="en-US"/>
-        </w:rPr>
-        <w:t xml:space="preserve"> the</w:t>
-      </w:r>
-      <w:r>
-        <w:rPr>
-          <w:lang w:val="en-US"/>
-        </w:rPr>
-        <w:t xml:space="preserve"> Vietnam anti-war </w:t>
-      </w:r>
-      <w:r>
-        <w:rPr>
-          <w:lang w:val="en-US"/>
-        </w:rPr>
-        <w:t>movement.</w:t>
-      </w:r>
-    </w:p>
-    <w:p>
-      <w:pPr>
-        <w:spacing w:line="480" w:lineRule="auto"/>
-        <w:rPr>
-          <w:lang w:val="en-US"/>
-        </w:rPr>
-      </w:pPr>
-      <w:r>
-        <w:rPr>
-          <w:lang w:val="en-US"/>
-        </w:rPr>
-        <w:t xml:space="preserve">If we look at the consequences of the APP, completely descripted by their claims, the effects on the Palestinian genocide is null, the reason why, is not only because of the cease fire and free academic speech or liberties, but mainly because of the channeled manner in which the APS selected their targets, constrains its spatiality while being “transnational” and clearly diminish and control effectively the escalation of performances of struggle, holding the actors, the performances, the claims and the target of the APS completely under cooptation and completely under the policy and institutionalized tradition of mobilization proper of the “special and separate style of </w:t>
-      </w:r>
-      <w:r>
-        <w:rPr>
-          <w:lang w:val="en-US"/>
-        </w:rPr>
-        <w:lastRenderedPageBreak/>
-        <w:t xml:space="preserve">existence” of American Colleges in which “certain reality” as the APS is attended, acquiring a “sense of reality” of an emotional lived experience of </w:t>
-      </w:r>
-      <w:r>
-        <w:rPr>
-          <w:lang w:val="en-US"/>
-        </w:rPr>
-        <w:t>a “global” juncture.</w:t>
-      </w:r>
-    </w:p>
-    <w:p>
-      <w:pPr>
-        <w:spacing w:line="480" w:lineRule="auto"/>
-        <w:rPr>
-          <w:lang w:val="en-US"/>
-        </w:rPr>
-      </w:pPr>
-      <w:r>
-        <w:rPr>
-          <w:lang w:val="en-US"/>
-        </w:rPr>
-        <w:t xml:space="preserve">The manner in which this experience was structured depend not only </w:t>
-      </w:r>
-      <w:proofErr w:type="gramStart"/>
-      <w:r>
-        <w:rPr>
-          <w:lang w:val="en-US"/>
-        </w:rPr>
-        <w:t>of</w:t>
-      </w:r>
-      <w:proofErr w:type="gramEnd"/>
-      <w:r>
-        <w:rPr>
-          <w:lang w:val="en-US"/>
-        </w:rPr>
-        <w:t xml:space="preserve"> the analysis of individua interactions but of contentious interactions by which the scale and the “reality” of the “experience” can be understood also as “dislocated” from the frames of collective action developed in a concrete field of contention.</w:t>
-      </w:r>
-    </w:p>
-    <w:p>
-      <w:pPr>
-        <w:spacing w:line="480" w:lineRule="auto"/>
-        <w:rPr>
-          <w:lang w:val="en-US"/>
-        </w:rPr>
-      </w:pPr>
-    </w:p>
-    <w:p>
-      <w:pPr>
-        <w:spacing w:line="480" w:lineRule="auto"/>
-        <w:rPr>
-          <w:lang w:val="en-US"/>
-        </w:rPr>
-      </w:pPr>
-    </w:p>
-    <w:p>
-      <w:pPr>
-        <w:spacing w:line="480" w:lineRule="auto"/>
-        <w:rPr>
-          <w:lang w:val="en-US"/>
-        </w:rPr>
-      </w:pPr>
-    </w:p>
-    <w:p>
-      <w:pPr>
-        <w:spacing w:line="480" w:lineRule="auto"/>
-        <w:rPr>
-          <w:lang w:val="en-US"/>
-        </w:rPr>
-      </w:pPr>
-      <w:r>
-        <w:rPr>
-          <w:lang w:val="en-US"/>
-        </w:rPr>
-        <w:t xml:space="preserve">While the interpretations and performances nurturing the "experience" of struggle flourished instantly in the US, mainly organized by Social Justice for Palestine (SJP) and its national system linked to People for Socialist Liberation (PSL), developed a well measured, funded and equipped national campaign of detainments triggered by a </w:t>
-      </w:r>
-      <w:proofErr w:type="spellStart"/>
-      <w:proofErr w:type="gramStart"/>
-      <w:r>
-        <w:rPr>
-          <w:lang w:val="en-US"/>
-        </w:rPr>
-        <w:t>well developed</w:t>
-      </w:r>
-      <w:proofErr w:type="spellEnd"/>
-      <w:proofErr w:type="gramEnd"/>
-      <w:r>
-        <w:rPr>
-          <w:lang w:val="en-US"/>
-        </w:rPr>
-        <w:t xml:space="preserve"> performance of "antagonization of police" to reach "radicalization" and "escalation", but clearly, without "direct action". Collective actions, finally, directed to a great defeat which by the puritanism sacrificed political commitments which supposed to clean the faces of ethical individuals mobilized mainly by its "transnational" link to a class struggle in which their performances develop in dislocation from the real power dynamic over which the Palestinian struggle of the US college students have null effects.</w:t>
-      </w:r>
-    </w:p>
-    <w:p>
-      <w:pPr>
-        <w:spacing w:line="480" w:lineRule="auto"/>
-        <w:rPr>
-          <w:lang w:val="en-US"/>
-        </w:rPr>
-      </w:pPr>
-      <w:r>
-        <w:rPr>
-          <w:lang w:val="en-US"/>
-        </w:rPr>
-        <w:t xml:space="preserve">The attribution of effectivity to the performances of encampments which finished with a well coopted labor union completely integrated in the political system. The "experience" created for the college US students nationally promote a "global" image of complete defeat of the Palestinian struggle in the current moment of the Gaza crisis, shows a particular face to the historical resistance of the people of not only Palestine, but for </w:t>
-      </w:r>
-      <w:r>
-        <w:rPr>
-          <w:lang w:val="en-US"/>
-        </w:rPr>
-        <w:lastRenderedPageBreak/>
-        <w:t xml:space="preserve">elsewhere around the world. The role of social media, mainly platforms as Instagram and Signal, </w:t>
-      </w:r>
-      <w:proofErr w:type="spellStart"/>
-      <w:r>
-        <w:rPr>
-          <w:lang w:val="en-US"/>
-        </w:rPr>
-        <w:t>facilite</w:t>
-      </w:r>
-      <w:proofErr w:type="spellEnd"/>
-      <w:r>
-        <w:rPr>
-          <w:lang w:val="en-US"/>
-        </w:rPr>
-        <w:t xml:space="preserve"> an infrastructure for "shared lived solidarity" with the lives and deaths of Palestinian children's that apparently created the </w:t>
-      </w:r>
-      <w:proofErr w:type="gramStart"/>
-      <w:r>
-        <w:rPr>
-          <w:lang w:val="en-US"/>
-        </w:rPr>
-        <w:t>most great</w:t>
-      </w:r>
-      <w:proofErr w:type="gramEnd"/>
-      <w:r>
-        <w:rPr>
-          <w:lang w:val="en-US"/>
-        </w:rPr>
-        <w:t xml:space="preserve"> movement of humanist solidarity in whole history. It was born in America, and is blessed by the bites of the bad Zionist in power which </w:t>
-      </w:r>
-      <w:proofErr w:type="gramStart"/>
-      <w:r>
-        <w:rPr>
-          <w:lang w:val="en-US"/>
-        </w:rPr>
-        <w:t>not represent</w:t>
-      </w:r>
-      <w:proofErr w:type="gramEnd"/>
-      <w:r>
-        <w:rPr>
-          <w:lang w:val="en-US"/>
-        </w:rPr>
-        <w:t xml:space="preserve"> the ideals of democracy. In that manner our individualistic souls can be sacrificed "virtually" by being martyrized, </w:t>
-      </w:r>
-      <w:proofErr w:type="spellStart"/>
-      <w:r>
-        <w:rPr>
-          <w:lang w:val="en-US"/>
-        </w:rPr>
-        <w:t>impresionad</w:t>
-      </w:r>
-      <w:proofErr w:type="spellEnd"/>
-      <w:r>
-        <w:rPr>
-          <w:lang w:val="en-US"/>
-        </w:rPr>
-        <w:t>, treated as the "pigs" treat "Palestinians".</w:t>
-      </w:r>
-    </w:p>
-    <w:p>
-      <w:pPr>
-        <w:spacing w:line="480" w:lineRule="auto"/>
-        <w:rPr>
-          <w:lang w:val="en-US"/>
-        </w:rPr>
-      </w:pPr>
-      <w:r>
-        <w:rPr>
-          <w:lang w:val="en-US"/>
-        </w:rPr>
-        <w:t>What the college students saw as the most powerful student movement since the Vietnam anti-war movement, is really working to produce a global "experience" of defeat of the social forces in struggle against genocide and militarized repression beyond Gaza. The ideological capacity to make the social struggle in the US to develop dislocated from the real outcomes of the political situation which is in question in the Gaza crisis triggered and defended by US imperialism in support of Israel state building genocide.</w:t>
-      </w:r>
-    </w:p>
-    <w:p>
-      <w:pPr>
-        <w:spacing w:line="480" w:lineRule="auto"/>
-        <w:rPr>
-          <w:lang w:val="en-US"/>
-        </w:rPr>
-      </w:pPr>
-      <w:r>
-        <w:rPr>
-          <w:lang w:val="en-US"/>
-        </w:rPr>
-        <w:t xml:space="preserve">The absence of self-bombing performances or armed struggle as well as </w:t>
-      </w:r>
-      <w:proofErr w:type="gramStart"/>
-      <w:r>
-        <w:rPr>
-          <w:lang w:val="en-US"/>
-        </w:rPr>
-        <w:t>hostages</w:t>
-      </w:r>
-      <w:proofErr w:type="gramEnd"/>
-      <w:r>
-        <w:rPr>
-          <w:lang w:val="en-US"/>
-        </w:rPr>
-        <w:t xml:space="preserve"> situations, performances of struggle developed robustly in the field of contention configured in Gaza against US imperialism, is not a casual result of the perfect form which the oppression of every challenger to the establishment reached by capitalism development.  </w:t>
-      </w:r>
-    </w:p>
-    <w:p>
-      <w:pPr>
-        <w:spacing w:line="480" w:lineRule="auto"/>
-        <w:rPr>
-          <w:lang w:val="en-US"/>
-        </w:rPr>
-      </w:pPr>
-      <w:r>
-        <w:rPr>
-          <w:lang w:val="en-US"/>
-        </w:rPr>
-        <w:t xml:space="preserve">of a culture of democratic tolerance of class domination completely transparent in US as a social formation in real subsumption under the control of a certain fraction of industrial and financial capital alignments which rule at the top of </w:t>
-      </w:r>
-      <w:proofErr w:type="gramStart"/>
-      <w:r>
-        <w:rPr>
-          <w:lang w:val="en-US"/>
-        </w:rPr>
-        <w:t>the its</w:t>
-      </w:r>
-      <w:proofErr w:type="gramEnd"/>
-      <w:r>
-        <w:rPr>
-          <w:lang w:val="en-US"/>
-        </w:rPr>
-        <w:t xml:space="preserve"> "state", in coordination with their parts in the international state system hegemonically organized by the Sino-American capital shared imperialism of the Post-Cold War.  </w:t>
-      </w:r>
-    </w:p>
-    <w:p>
-      <w:pPr>
-        <w:spacing w:line="480" w:lineRule="auto"/>
-        <w:rPr>
-          <w:lang w:val="en-US"/>
-        </w:rPr>
-      </w:pPr>
-      <w:r>
-        <w:rPr>
-          <w:lang w:val="en-US"/>
-        </w:rPr>
-        <w:t xml:space="preserve">This is a view that focuses on three key dimensions: first, the ongoing forging of new collective identities (‘identity shift’ and ‘actor constitution’ in the authors' terminology of </w:t>
-      </w:r>
-      <w:r>
-        <w:rPr>
-          <w:lang w:val="en-US"/>
-        </w:rPr>
-        <w:lastRenderedPageBreak/>
-        <w:t>mechanisms); second, new definitions of action (‘polarization’ and ‘scale shift’); and third, definitions and redefinitions of opportunity and threat (the mechanism of ‘opportunity—threat spirals’). Simplified, cultural elements of the _Dynamics of Contention_ can be thought of as anchored in the ongoing definition and redefinition of (1) the subject, (2) its actions and (3) the target or object of its actions.</w:t>
-      </w:r>
+          <w:b/>
+          <w:bCs/>
+          <w:lang w:val="en-US"/>
+        </w:rPr>
+      </w:pPr>
     </w:p>
     <w:sectPr>
-      <w:headerReference w:type="default" r:id="rId7"/>
+      <w:headerReference w:type="default" r:id="rId9"/>
+      <w:footerReference w:type="default" r:id="rId10"/>
       <w:pgSz w:w="11906" w:h="16838"/>
       <w:pgMar w:top="1417" w:right="1701" w:bottom="1417" w:left="1701" w:header="708" w:footer="708" w:gutter="0"/>
       <w:cols w:space="708"/>
@@ -988,6 +1712,51 @@
 </w:endnotes>
 </file>
 
+<file path=word/footer1.xml><?xml version="1.0" encoding="utf-8"?>
+<w:ftr xmlns:wpc="http://schemas.microsoft.com/office/word/2010/wordprocessingCanvas" xmlns:cx="http://schemas.microsoft.com/office/drawing/2014/chartex" xmlns:cx1="http://schemas.microsoft.com/office/drawing/2015/9/8/chartex" xmlns:cx2="http://schemas.microsoft.com/office/drawing/2015/10/21/chartex" xmlns:cx3="http://schemas.microsoft.com/office/drawing/2016/5/9/chartex" xmlns:cx4="http://schemas.microsoft.com/office/drawing/2016/5/10/chartex" xmlns:cx5="http://schemas.microsoft.com/office/drawing/2016/5/11/chartex" xmlns:cx6="http://schemas.microsoft.com/office/drawing/2016/5/12/chartex" xmlns:cx7="http://schemas.microsoft.com/office/drawing/2016/5/13/chartex" xmlns:cx8="http://schemas.microsoft.com/office/drawing/2016/5/14/chartex" xmlns:mc="http://schemas.openxmlformats.org/markup-compatibility/2006" xmlns:aink="http://schemas.microsoft.com/office/drawing/2016/ink" xmlns:am3d="http://schemas.microsoft.com/office/drawing/2017/model3d" xmlns:o="urn:schemas-microsoft-com:office:office" xmlns:oel="http://schemas.microsoft.com/office/2019/extlst" xmlns:r="http://schemas.openxmlformats.org/officeDocument/2006/relationships" xmlns:m="http://schemas.openxmlformats.org/officeDocument/2006/math" xmlns:v="urn:schemas-microsoft-com:vml" xmlns:wp14="http://schemas.microsoft.com/office/word/2010/wordprocessingDrawing" xmlns:wp="http://schemas.openxmlformats.org/drawingml/2006/wordprocessingDrawing" xmlns:w10="urn:schemas-microsoft-com:office:word" xmlns:w="http://schemas.openxmlformats.org/wordprocessingml/2006/main" xmlns:w14="http://schemas.microsoft.com/office/word/2010/wordml" xmlns:w15="http://schemas.microsoft.com/office/word/2012/wordml" xmlns:w16cex="http://schemas.microsoft.com/office/word/2018/wordml/cex" xmlns:w16cid="http://schemas.microsoft.com/office/word/2016/wordml/cid" xmlns:w16="http://schemas.microsoft.com/office/word/2018/wordml" xmlns:w16du="http://schemas.microsoft.com/office/word/2023/wordml/word16du" xmlns:w16sdtdh="http://schemas.microsoft.com/office/word/2020/wordml/sdtdatahash" xmlns:w16se="http://schemas.microsoft.com/office/word/2015/wordml/symex" xmlns:wpg="http://schemas.microsoft.com/office/word/2010/wordprocessingGroup" xmlns:wpi="http://schemas.microsoft.com/office/word/2010/wordprocessingInk" xmlns:wne="http://schemas.microsoft.com/office/word/2006/wordml" xmlns:wps="http://schemas.microsoft.com/office/word/2010/wordprocessingShape" mc:Ignorable="w14 w15 w16se w16cid w16 w16cex w16sdtdh w16du wp14">
+  <w:sdt>
+    <w:sdtPr>
+      <w:id w:val="-656610637"/>
+      <w:docPartObj>
+        <w:docPartGallery w:val="Page Numbers (Bottom of Page)"/>
+        <w:docPartUnique/>
+      </w:docPartObj>
+    </w:sdtPr>
+    <w:sdtContent>
+      <w:p>
+        <w:pPr>
+          <w:pStyle w:val="Piedepgina"/>
+          <w:jc w:val="center"/>
+        </w:pPr>
+        <w:r>
+          <w:fldChar w:fldCharType="begin"/>
+        </w:r>
+        <w:r>
+          <w:instrText>PAGE   \* MERGEFORMAT</w:instrText>
+        </w:r>
+        <w:r>
+          <w:fldChar w:fldCharType="separate"/>
+        </w:r>
+        <w:r>
+          <w:rPr>
+            <w:lang w:val="es-ES"/>
+          </w:rPr>
+          <w:t>2</w:t>
+        </w:r>
+        <w:r>
+          <w:fldChar w:fldCharType="end"/>
+        </w:r>
+      </w:p>
+    </w:sdtContent>
+  </w:sdt>
+  <w:p>
+    <w:pPr>
+      <w:pStyle w:val="Piedepgina"/>
+    </w:pPr>
+  </w:p>
+</w:ftr>
+</file>
+
 <file path=word/footnotes.xml><?xml version="1.0" encoding="utf-8"?>
 <w:footnotes xmlns:wpc="http://schemas.microsoft.com/office/word/2010/wordprocessingCanvas" xmlns:cx="http://schemas.microsoft.com/office/drawing/2014/chartex" xmlns:cx1="http://schemas.microsoft.com/office/drawing/2015/9/8/chartex" xmlns:cx2="http://schemas.microsoft.com/office/drawing/2015/10/21/chartex" xmlns:cx3="http://schemas.microsoft.com/office/drawing/2016/5/9/chartex" xmlns:cx4="http://schemas.microsoft.com/office/drawing/2016/5/10/chartex" xmlns:cx5="http://schemas.microsoft.com/office/drawing/2016/5/11/chartex" xmlns:cx6="http://schemas.microsoft.com/office/drawing/2016/5/12/chartex" xmlns:cx7="http://schemas.microsoft.com/office/drawing/2016/5/13/chartex" xmlns:cx8="http://schemas.microsoft.com/office/drawing/2016/5/14/chartex" xmlns:mc="http://schemas.openxmlformats.org/markup-compatibility/2006" xmlns:aink="http://schemas.microsoft.com/office/drawing/2016/ink" xmlns:am3d="http://schemas.microsoft.com/office/drawing/2017/model3d" xmlns:o="urn:schemas-microsoft-com:office:office" xmlns:oel="http://schemas.microsoft.com/office/2019/extlst" xmlns:r="http://schemas.openxmlformats.org/officeDocument/2006/relationships" xmlns:m="http://schemas.openxmlformats.org/officeDocument/2006/math" xmlns:v="urn:schemas-microsoft-com:vml" xmlns:wp14="http://schemas.microsoft.com/office/word/2010/wordprocessingDrawing" xmlns:wp="http://schemas.openxmlformats.org/drawingml/2006/wordprocessingDrawing" xmlns:w10="urn:schemas-microsoft-com:office:word" xmlns:w="http://schemas.openxmlformats.org/wordprocessingml/2006/main" xmlns:w14="http://schemas.microsoft.com/office/word/2010/wordml" xmlns:w15="http://schemas.microsoft.com/office/word/2012/wordml" xmlns:w16cex="http://schemas.microsoft.com/office/word/2018/wordml/cex" xmlns:w16cid="http://schemas.microsoft.com/office/word/2016/wordml/cid" xmlns:w16="http://schemas.microsoft.com/office/word/2018/wordml" xmlns:w16du="http://schemas.microsoft.com/office/word/2023/wordml/word16du" xmlns:w16sdtdh="http://schemas.microsoft.com/office/word/2020/wordml/sdtdatahash" xmlns:w16se="http://schemas.microsoft.com/office/word/2015/wordml/symex" xmlns:wpg="http://schemas.microsoft.com/office/word/2010/wordprocessingGroup" xmlns:wpi="http://schemas.microsoft.com/office/word/2010/wordprocessingInk" xmlns:wne="http://schemas.microsoft.com/office/word/2006/wordml" xmlns:wps="http://schemas.microsoft.com/office/word/2010/wordprocessingShape" mc:Ignorable="w14 w15 w16se w16cid w16 w16cex w16sdtdh w16du wp14">
   <w:footnote w:type="separator" w:id="-1">
@@ -1007,6 +1776,225 @@
       </w:pPr>
       <w:r>
         <w:continuationSeparator/>
+      </w:r>
+    </w:p>
+  </w:footnote>
+  <w:footnote w:id="1">
+    <w:p>
+      <w:pPr>
+        <w:pStyle w:val="Textonotapie"/>
+        <w:rPr>
+          <w:lang w:val="en-US"/>
+        </w:rPr>
+      </w:pPr>
+      <w:r>
+        <w:rPr>
+          <w:rStyle w:val="Refdenotaalpie"/>
+        </w:rPr>
+        <w:footnoteRef/>
+      </w:r>
+      <w:r>
+        <w:rPr>
+          <w:lang w:val="en-US"/>
+        </w:rPr>
+        <w:t xml:space="preserve"> This last statement around the d</w:t>
+      </w:r>
+      <w:r>
+        <w:rPr>
+          <w:lang w:val="en-US"/>
+        </w:rPr>
+        <w:t xml:space="preserve">iffusion of certain contents and images of police brutality should be necessarily contrasted not only with the kind and number of images spread of occupied Palestine and the timing of its reproduction by the same social </w:t>
+      </w:r>
+      <w:r>
+        <w:rPr>
+          <w:lang w:val="en-US"/>
+        </w:rPr>
+        <w:t xml:space="preserve">media and </w:t>
+      </w:r>
+      <w:r>
+        <w:rPr>
+          <w:lang w:val="en-US"/>
+        </w:rPr>
+        <w:t xml:space="preserve">network platforms, but also with other episodes of contention as the APP in which the use of social </w:t>
+      </w:r>
+      <w:r>
+        <w:rPr>
+          <w:lang w:val="en-US"/>
+        </w:rPr>
+        <w:t xml:space="preserve">media and network platforms </w:t>
+      </w:r>
+      <w:r>
+        <w:rPr>
+          <w:lang w:val="en-US"/>
+        </w:rPr>
+        <w:t>to denounce by spreading images of police brutality was completely censored on every platform of social media and networks (as I can label here, the protests in Ukraine 2018, Ecuador and Chile 2019, Colombia 2021 and Peru 2022</w:t>
+      </w:r>
+      <w:r>
+        <w:rPr>
+          <w:lang w:val="en-US"/>
+        </w:rPr>
+        <w:t>). Further analysis can be advanced in this direction by text and content analysis, following the kind, timing and number of reproductions, for example.</w:t>
+      </w:r>
+    </w:p>
+  </w:footnote>
+  <w:footnote w:id="2">
+    <w:p>
+      <w:pPr>
+        <w:pStyle w:val="Textonotapie"/>
+        <w:rPr>
+          <w:lang w:val="en-US"/>
+        </w:rPr>
+      </w:pPr>
+      <w:r>
+        <w:rPr>
+          <w:rStyle w:val="Refdenotaalpie"/>
+        </w:rPr>
+        <w:footnoteRef/>
+      </w:r>
+      <w:r>
+        <w:rPr>
+          <w:lang w:val="en-US"/>
+        </w:rPr>
+        <w:t xml:space="preserve"> </w:t>
+      </w:r>
+      <w:r>
+        <w:rPr>
+          <w:lang w:val="en-US"/>
+        </w:rPr>
+        <w:t xml:space="preserve">Donatella </w:t>
+      </w:r>
+      <w:r>
+        <w:rPr>
+          <w:lang w:val="en-US"/>
+        </w:rPr>
+        <w:t>Della Porta synthetically conceptualize the environmental dimensions of p</w:t>
+      </w:r>
+      <w:r>
+        <w:rPr>
+          <w:lang w:val="en-US"/>
+        </w:rPr>
+        <w:t>olitical protests as “</w:t>
+      </w:r>
+      <w:r>
+        <w:rPr>
+          <w:lang w:val="en-US"/>
+        </w:rPr>
+        <w:t>something in the larger</w:t>
+      </w:r>
+      <w:r>
+        <w:rPr>
+          <w:lang w:val="en-US"/>
+        </w:rPr>
+        <w:t xml:space="preserve"> </w:t>
+      </w:r>
+      <w:r>
+        <w:rPr>
+          <w:lang w:val="en-US"/>
+        </w:rPr>
+        <w:t>political context allows existing grievances to be heard. These contextual dimensions, called</w:t>
+      </w:r>
+      <w:r>
+        <w:rPr>
+          <w:lang w:val="en-US"/>
+        </w:rPr>
+        <w:t xml:space="preserve"> </w:t>
+      </w:r>
+      <w:r>
+        <w:rPr>
+          <w:lang w:val="en-US"/>
+        </w:rPr>
+        <w:t>political opportunities, include regime shifts, periods of political instability, or changes in the</w:t>
+      </w:r>
+      <w:r>
+        <w:rPr>
+          <w:lang w:val="en-US"/>
+        </w:rPr>
+        <w:t xml:space="preserve"> </w:t>
+      </w:r>
+      <w:r>
+        <w:rPr>
+          <w:lang w:val="en-US"/>
+        </w:rPr>
+        <w:t>composition of elites that may provide an opening for social movements. Conversely, a</w:t>
+      </w:r>
+      <w:r>
+        <w:rPr>
+          <w:lang w:val="en-US"/>
+        </w:rPr>
+        <w:t xml:space="preserve"> </w:t>
+      </w:r>
+      <w:r>
+        <w:rPr>
+          <w:lang w:val="en-US"/>
+        </w:rPr>
+        <w:t>political environment that was initially more open to social movements may close as the state</w:t>
+      </w:r>
+      <w:r>
+        <w:rPr>
+          <w:lang w:val="en-US"/>
+        </w:rPr>
+        <w:t xml:space="preserve"> </w:t>
+      </w:r>
+      <w:r>
+        <w:rPr>
+          <w:lang w:val="en-US"/>
+        </w:rPr>
+        <w:t>tries to reassert control over protest, or as new groups come to power that are more hostile to</w:t>
+      </w:r>
+      <w:r>
+        <w:rPr>
+          <w:lang w:val="en-US"/>
+        </w:rPr>
+        <w:t xml:space="preserve"> </w:t>
+      </w:r>
+      <w:r>
+        <w:rPr>
+          <w:lang w:val="en-US"/>
+        </w:rPr>
+        <w:t>the demands of social movements</w:t>
+      </w:r>
+      <w:r>
+        <w:rPr>
+          <w:lang w:val="en-US"/>
+        </w:rPr>
+        <w:t xml:space="preserve">” </w:t>
+      </w:r>
+      <w:r>
+        <w:rPr>
+          <w:lang w:val="en-US"/>
+        </w:rPr>
+        <w:fldChar w:fldCharType="begin"/>
+      </w:r>
+      <w:r>
+        <w:rPr>
+          <w:lang w:val="en-US"/>
+        </w:rPr>
+        <w:instrText xml:space="preserve"> ADDIN ZOTERO_ITEM CSL_CITATION {"citationID":"fMpOHgDV","properties":{"formattedCitation":"(Della Porta 2008, 223)","plainCitation":"(Della Porta 2008, 223)","noteIndex":2},"citationItems":[{"id":5163,"uris":["http://zotero.org/users/4081719/items/MNAX8TET"],"itemData":{"id":5163,"type":"article-journal","abstract":"Attention to extreme forms of political violence in the social sciences has been episodic, and studies of different forms of political violence have followed different approaches, with “breakdown” theories mostly used for the analysis of right-wing radicalism, social movement theories sometimes adapted to research on left-wing radical groups, and area study specialists focusing on ethnic and religious forms. Some of the studies on extreme forms of political violence that have emerged within the social movement tradition have nevertheless been able to trace processes of conflict escalation through the detailed examination of historical cases. This article assesses some of the knowledge acquired in previous research approaching issues of political violence from the social movement perspective, as well as the challenges coming from new waves of debate on terrorist and counterterrorist action and discourses. In doing this, the article reviews contributions coming from research looking at violence as escalation of action repertoires within protest cycles; political opportunity and the state in escalation processes; resource mobilization and violent organizations; narratives of violence; and militant constructions of external reality.","container-title":"Qualitative Sociology","DOI":"10.1007/s11133-008-9109-x","issue":"3","page":"221-230","title":"Research on Social Movements and Political Violence","URL":"http://www.springerlink.com/index/10.1007/s11133-008-9109-x","volume":"31","author":[{"family":"Della Porta","given":"Donatella"}],"issued":{"date-parts":[["2008"]]},"citation-key":"dellaportaResearchSocialMovements2008"},"locator":"223","label":"page"}],"schema":"https://github.com/citation-style-language/schema/raw/master/csl-citation.json"} </w:instrText>
+      </w:r>
+      <w:r>
+        <w:rPr>
+          <w:lang w:val="en-US"/>
+        </w:rPr>
+        <w:fldChar w:fldCharType="separate"/>
+      </w:r>
+      <w:r>
+        <w:rPr>
+          <w:rFonts w:ascii="Aptos" w:hAnsi="Aptos"/>
+          <w:lang w:val="en-US"/>
+        </w:rPr>
+        <w:t>(Della Porta 2008, 223)</w:t>
+      </w:r>
+      <w:r>
+        <w:rPr>
+          <w:lang w:val="en-US"/>
+        </w:rPr>
+        <w:fldChar w:fldCharType="end"/>
+      </w:r>
+      <w:r>
+        <w:rPr>
+          <w:lang w:val="en-US"/>
+        </w:rPr>
+        <w:t>.</w:t>
       </w:r>
     </w:p>
   </w:footnote>
@@ -2135,6 +3123,69 @@
     <w:uiPriority w:val="99"/>
     <w:rsid w:val="003A4316"/>
   </w:style>
+  <w:style w:type="paragraph" w:styleId="Bibliografa">
+    <w:name w:val="Bibliography"/>
+    <w:basedOn w:val="Normal"/>
+    <w:next w:val="Normal"/>
+    <w:uiPriority w:val="37"/>
+    <w:unhideWhenUsed/>
+    <w:rsid w:val="00B41113"/>
+    <w:pPr>
+      <w:spacing w:after="0" w:line="240" w:lineRule="auto"/>
+      <w:ind w:left="720" w:hanging="720"/>
+    </w:pPr>
+  </w:style>
+  <w:style w:type="character" w:styleId="Hipervnculo">
+    <w:name w:val="Hyperlink"/>
+    <w:basedOn w:val="Fuentedeprrafopredeter"/>
+    <w:uiPriority w:val="99"/>
+    <w:semiHidden/>
+    <w:unhideWhenUsed/>
+    <w:rsid w:val="00B41113"/>
+    <w:rPr>
+      <w:color w:val="0000FF"/>
+      <w:u w:val="single"/>
+    </w:rPr>
+  </w:style>
+  <w:style w:type="paragraph" w:styleId="Textonotapie">
+    <w:name w:val="footnote text"/>
+    <w:basedOn w:val="Normal"/>
+    <w:link w:val="TextonotapieCar"/>
+    <w:uiPriority w:val="99"/>
+    <w:semiHidden/>
+    <w:unhideWhenUsed/>
+    <w:rsid w:val="00AF7723"/>
+    <w:pPr>
+      <w:spacing w:after="0" w:line="240" w:lineRule="auto"/>
+    </w:pPr>
+    <w:rPr>
+      <w:sz w:val="20"/>
+      <w:szCs w:val="20"/>
+    </w:rPr>
+  </w:style>
+  <w:style w:type="character" w:customStyle="1" w:styleId="TextonotapieCar">
+    <w:name w:val="Texto nota pie Car"/>
+    <w:basedOn w:val="Fuentedeprrafopredeter"/>
+    <w:link w:val="Textonotapie"/>
+    <w:uiPriority w:val="99"/>
+    <w:semiHidden/>
+    <w:rsid w:val="00AF7723"/>
+    <w:rPr>
+      <w:sz w:val="20"/>
+      <w:szCs w:val="20"/>
+    </w:rPr>
+  </w:style>
+  <w:style w:type="character" w:styleId="Refdenotaalpie">
+    <w:name w:val="footnote reference"/>
+    <w:basedOn w:val="Fuentedeprrafopredeter"/>
+    <w:uiPriority w:val="99"/>
+    <w:semiHidden/>
+    <w:unhideWhenUsed/>
+    <w:rsid w:val="00AF7723"/>
+    <w:rPr>
+      <w:vertAlign w:val="superscript"/>
+    </w:rPr>
+  </w:style>
 </w:styles>
 </file>
 
@@ -2143,10 +3194,10 @@
   <a:themeElements>
     <a:clrScheme name="Office">
       <a:dk1>
-        <a:sysClr val="windowText" lastClr="2AFF33"/>
+        <a:sysClr val="windowText" lastClr="000000"/>
       </a:dk1>
       <a:lt1>
-        <a:sysClr val="window" lastClr="000000"/>
+        <a:sysClr val="window" lastClr="FFFFFF"/>
       </a:lt1>
       <a:dk2>
         <a:srgbClr val="0E2841"/>

--- a/obsidian-history-vault-master/09 courses/UCSB/Sociology UCSB/Jason Turowetz/MEJIA-FinalPaper_207B.docx
+++ b/obsidian-history-vault-master/09 courses/UCSB/Sociology UCSB/Jason Turowetz/MEJIA-FinalPaper_207B.docx
@@ -210,7 +210,21 @@
           <w:rFonts w:ascii="Aptos" w:hAnsi="Aptos"/>
           <w:lang w:val="en-US"/>
         </w:rPr>
-        <w:t>(Johnston and Alimi 2012)</w:t>
+        <w:t xml:space="preserve">Johnston and Alimi </w:t>
+      </w:r>
+      <w:r>
+        <w:rPr>
+          <w:rFonts w:ascii="Aptos" w:hAnsi="Aptos"/>
+          <w:lang w:val="en-US"/>
+        </w:rPr>
+        <w:t>(</w:t>
+      </w:r>
+      <w:r>
+        <w:rPr>
+          <w:rFonts w:ascii="Aptos" w:hAnsi="Aptos"/>
+          <w:lang w:val="en-US"/>
+        </w:rPr>
+        <w:t>2012)</w:t>
       </w:r>
       <w:r>
         <w:rPr>
@@ -252,7 +266,38 @@
         <w:rPr>
           <w:lang w:val="en-US"/>
         </w:rPr>
-        <w:t xml:space="preserve"> the events of social life (Goffman 1976, 10-11, 13)</w:t>
+        <w:t xml:space="preserve"> the events of social life </w:t>
+      </w:r>
+      <w:r>
+        <w:rPr>
+          <w:lang w:val="en-US"/>
+        </w:rPr>
+        <w:fldChar w:fldCharType="begin"/>
+      </w:r>
+      <w:r>
+        <w:rPr>
+          <w:lang w:val="en-US"/>
+        </w:rPr>
+        <w:instrText xml:space="preserve"> ADDIN ZOTERO_ITEM CSL_CITATION {"citationID":"l978zNGg","properties":{"formattedCitation":"(Goffman 1976, 10-11,13)","plainCitation":"(Goffman 1976, 10-11,13)","noteIndex":0},"citationItems":[{"id":10717,"uris":["http://zotero.org/users/4081719/items/R89C6Z79"],"itemData":{"id":10717,"type":"book","event-place":"Cambridge, Mass","ISBN":"978-0-674-31656-0","language":"eng","number-of-pages":"586","publisher":"Harvard University Press","publisher-place":"Cambridge, Mass","source":"K10plus ISBN","title":"Frame analysis: an essay on the organization of experience","title-short":"Frame analysis","author":[{"family":"Goffman","given":"Erving"}],"issued":{"date-parts":[["1976"]]},"citation-key":"goffmanFrameAnalysisEssay1976"},"locator":"10-11,13","label":"page"}],"schema":"https://github.com/citation-style-language/schema/raw/master/csl-citation.json"} </w:instrText>
+      </w:r>
+      <w:r>
+        <w:rPr>
+          <w:lang w:val="en-US"/>
+        </w:rPr>
+        <w:fldChar w:fldCharType="separate"/>
+      </w:r>
+      <w:r>
+        <w:rPr>
+          <w:rFonts w:ascii="Aptos" w:hAnsi="Aptos"/>
+          <w:lang w:val="en-US"/>
+        </w:rPr>
+        <w:t>(Goffman 1976, 10-11,13)</w:t>
+      </w:r>
+      <w:r>
+        <w:rPr>
+          <w:lang w:val="en-US"/>
+        </w:rPr>
+        <w:fldChar w:fldCharType="end"/>
       </w:r>
       <w:r>
         <w:rPr>
@@ -312,7 +357,44 @@
         <w:rPr>
           <w:lang w:val="en-US"/>
         </w:rPr>
-        <w:t xml:space="preserve"> “creating its own special and separate field of existence” (Goffman 1976, 5).</w:t>
+        <w:t xml:space="preserve"> “creating its own special and separate field of existence” </w:t>
+      </w:r>
+      <w:r>
+        <w:rPr>
+          <w:lang w:val="en-US"/>
+        </w:rPr>
+        <w:fldChar w:fldCharType="begin"/>
+      </w:r>
+      <w:r>
+        <w:rPr>
+          <w:lang w:val="en-US"/>
+        </w:rPr>
+        <w:instrText xml:space="preserve"> ADDIN ZOTERO_ITEM CSL_CITATION {"citationID":"hUB7hWNA","properties":{"formattedCitation":"(Goffman 1976, 5)","plainCitation":"(Goffman 1976, 5)","noteIndex":0},"citationItems":[{"id":10717,"uris":["http://zotero.org/users/4081719/items/R89C6Z79"],"itemData":{"id":10717,"type":"book","event-place":"Cambridge, Mass","ISBN":"978-0-674-31656-0","language":"eng","number-of-pages":"586","publisher":"Harvard University Press","publisher-place":"Cambridge, Mass","source":"K10plus ISBN","title":"Frame analysis: an essay on the organization of experience","title-short":"Frame analysis","author":[{"family":"Goffman","given":"Erving"}],"issued":{"date-parts":[["1976"]]},"citation-key":"goffmanFrameAnalysisEssay1976"},"locator":"5","label":"page"}],"schema":"https://github.com/citation-style-language/schema/raw/master/csl-citation.json"} </w:instrText>
+      </w:r>
+      <w:r>
+        <w:rPr>
+          <w:lang w:val="en-US"/>
+        </w:rPr>
+        <w:fldChar w:fldCharType="separate"/>
+      </w:r>
+      <w:r>
+        <w:rPr>
+          <w:rFonts w:ascii="Aptos" w:hAnsi="Aptos"/>
+          <w:lang w:val="en-US"/>
+        </w:rPr>
+        <w:t>(Goffman 1976, 5)</w:t>
+      </w:r>
+      <w:r>
+        <w:rPr>
+          <w:lang w:val="en-US"/>
+        </w:rPr>
+        <w:fldChar w:fldCharType="end"/>
+      </w:r>
+      <w:r>
+        <w:rPr>
+          <w:lang w:val="en-US"/>
+        </w:rPr>
+        <w:t>.</w:t>
       </w:r>
     </w:p>
     <w:p>
@@ -974,7 +1056,31 @@
         <w:rPr>
           <w:lang w:val="en-US"/>
         </w:rPr>
-        <w:t xml:space="preserve">The line followed by the scripted dramatization of repression put a </w:t>
+        <w:t xml:space="preserve">The </w:t>
+      </w:r>
+      <w:r>
+        <w:rPr>
+          <w:lang w:val="en-US"/>
+        </w:rPr>
+        <w:t>“</w:t>
+      </w:r>
+      <w:r>
+        <w:rPr>
+          <w:lang w:val="en-US"/>
+        </w:rPr>
+        <w:t>line</w:t>
+      </w:r>
+      <w:r>
+        <w:rPr>
+          <w:lang w:val="en-US"/>
+        </w:rPr>
+        <w:t>”</w:t>
+      </w:r>
+      <w:r>
+        <w:rPr>
+          <w:lang w:val="en-US"/>
+        </w:rPr>
+        <w:t xml:space="preserve"> followed by the scripted dramatization of repression put a </w:t>
       </w:r>
       <w:r>
         <w:rPr>
@@ -1151,6 +1257,12 @@
         <w:rPr>
           <w:lang w:val="en-US"/>
         </w:rPr>
+        <w:t>s</w:t>
+      </w:r>
+      <w:r>
+        <w:rPr>
+          <w:lang w:val="en-US"/>
+        </w:rPr>
         <w:t xml:space="preserve"> in</w:t>
       </w:r>
       <w:r>
@@ -1170,9 +1282,43 @@
       <w:pPr>
         <w:spacing w:line="480" w:lineRule="auto"/>
         <w:rPr>
-          <w:lang w:val="en-US"/>
-        </w:rPr>
-      </w:pPr>
+          <w:b/>
+          <w:bCs/>
+          <w:lang w:val="en-US"/>
+        </w:rPr>
+      </w:pPr>
+      <w:r>
+        <w:rPr>
+          <w:b/>
+          <w:bCs/>
+          <w:lang w:val="en-US"/>
+        </w:rPr>
+        <w:t>Methodological approach</w:t>
+      </w:r>
+      <w:r>
+        <w:rPr>
+          <w:b/>
+          <w:bCs/>
+          <w:lang w:val="en-US"/>
+        </w:rPr>
+        <w:t xml:space="preserve">: </w:t>
+      </w:r>
+      <w:r>
+        <w:rPr>
+          <w:b/>
+          <w:bCs/>
+          <w:lang w:val="en-US"/>
+        </w:rPr>
+        <w:t>Analysis of Actor-Performance-Target primary framework</w:t>
+      </w:r>
+      <w:r>
+        <w:rPr>
+          <w:b/>
+          <w:bCs/>
+          <w:lang w:val="en-US"/>
+        </w:rPr>
+        <w:t xml:space="preserve"> structure of the Palestinian-Israel contention</w:t>
+      </w:r>
     </w:p>
     <w:p>
       <w:pPr>
@@ -1181,14 +1327,54 @@
           <w:lang w:val="en-US"/>
         </w:rPr>
       </w:pPr>
+      <w:r>
+        <w:rPr>
+          <w:lang w:val="en-US"/>
+        </w:rPr>
+        <w:t xml:space="preserve">Based on the review of the literature following </w:t>
+      </w:r>
+      <w:r>
+        <w:rPr>
+          <w:lang w:val="en-US"/>
+        </w:rPr>
+        <w:t>Johnston and Alimi (2012)</w:t>
+      </w:r>
+      <w:r>
+        <w:rPr>
+          <w:lang w:val="en-US"/>
+        </w:rPr>
+        <w:t xml:space="preserve">, show the dislocation of the APP Actor-Performance-Target structure from the Palestine-Israel contention without an effective keying after the deviant act </w:t>
+      </w:r>
+      <w:r>
+        <w:rPr>
+          <w:lang w:val="en-US"/>
+        </w:rPr>
+        <w:t>of Raisi’s martyrization</w:t>
+      </w:r>
+      <w:r>
+        <w:rPr>
+          <w:lang w:val="en-US"/>
+        </w:rPr>
+        <w:t>…</w:t>
+      </w:r>
     </w:p>
     <w:p>
       <w:pPr>
         <w:spacing w:line="480" w:lineRule="auto"/>
         <w:rPr>
-          <w:lang w:val="en-US"/>
-        </w:rPr>
-      </w:pPr>
+          <w:b/>
+          <w:bCs/>
+          <w:lang w:val="en-US"/>
+        </w:rPr>
+      </w:pPr>
+      <w:r>
+        <w:rPr>
+          <w:b/>
+          <w:bCs/>
+          <w:lang w:val="en-US"/>
+        </w:rPr>
+        <w:t>Conclusion and prospective research agenda</w:t>
+      </w:r>
     </w:p>
     <w:p>
       <w:pPr>
@@ -1205,15 +1391,24 @@
           <w:bCs/>
           <w:lang w:val="en-US"/>
         </w:rPr>
-        <w:t>Methodological approach</w:t>
-      </w:r>
+        <w:t>Cited references</w:t>
+      </w:r>
+    </w:p>
+    <w:p>
+      <w:pPr>
+        <w:pStyle w:val="Bibliografa"/>
+        <w:rPr>
+          <w:rFonts w:ascii="Aptos" w:hAnsi="Aptos"/>
+          <w:lang w:val="en-US"/>
+        </w:rPr>
+      </w:pPr>
       <w:r>
         <w:rPr>
           <w:b/>
           <w:bCs/>
           <w:lang w:val="en-US"/>
         </w:rPr>
-        <w:t xml:space="preserve">: </w:t>
+        <w:fldChar w:fldCharType="begin"/>
       </w:r>
       <w:r>
         <w:rPr>
@@ -1221,49 +1416,138 @@
           <w:bCs/>
           <w:lang w:val="en-US"/>
         </w:rPr>
-        <w:t>Analysis of Actor-Performance-Target primary framework structure of the Palestinian-Israel contention</w:t>
+        <w:instrText xml:space="preserve"> ADDIN ZOTERO_BIBL {"uncited":[],"omitted":[],"custom":[]} CSL_BIBLIOGRAPHY </w:instrText>
+      </w:r>
+      <w:r>
+        <w:rPr>
+          <w:b/>
+          <w:bCs/>
+          <w:lang w:val="en-US"/>
+        </w:rPr>
+        <w:fldChar w:fldCharType="separate"/>
+      </w:r>
+      <w:r>
+        <w:rPr>
+          <w:rFonts w:ascii="Aptos" w:hAnsi="Aptos"/>
+          <w:lang w:val="en-US"/>
+        </w:rPr>
+        <w:t xml:space="preserve">Della Porta, Donatella. 2008. “Research on Social Movements and Political Violence.” </w:t>
+      </w:r>
+      <w:r>
+        <w:rPr>
+          <w:rFonts w:ascii="Aptos" w:hAnsi="Aptos"/>
+          <w:i/>
+          <w:iCs/>
+          <w:lang w:val="en-US"/>
+        </w:rPr>
+        <w:t>Qualitative Sociology</w:t>
+      </w:r>
+      <w:r>
+        <w:rPr>
+          <w:rFonts w:ascii="Aptos" w:hAnsi="Aptos"/>
+          <w:lang w:val="en-US"/>
+        </w:rPr>
+        <w:t xml:space="preserve"> 31 (3): 221–30. https://doi.org/10.1007/s11133-008-9109-x.</w:t>
       </w:r>
     </w:p>
     <w:p>
       <w:pPr>
-        <w:spacing w:line="480" w:lineRule="auto"/>
-        <w:rPr>
-          <w:lang w:val="en-US"/>
-        </w:rPr>
-      </w:pPr>
-      <w:r>
-        <w:rPr>
-          <w:lang w:val="en-US"/>
-        </w:rPr>
-        <w:t xml:space="preserve">Based on the review of the literature following </w:t>
-      </w:r>
-      <w:r>
-        <w:rPr>
-          <w:lang w:val="en-US"/>
-        </w:rPr>
-        <w:t>Johnston and Alimi (2012)</w:t>
-      </w:r>
-      <w:r>
-        <w:rPr>
-          <w:lang w:val="en-US"/>
-        </w:rPr>
-        <w:t xml:space="preserve">, show the dislocation of the APP Actor-Performance-Target structure from the Palestine-Israel contention without an effective keying after the deviant act </w:t>
-      </w:r>
-      <w:r>
-        <w:rPr>
-          <w:lang w:val="en-US"/>
-        </w:rPr>
-        <w:t>of Raisi’s martyrization</w:t>
-      </w:r>
-      <w:r>
-        <w:rPr>
-          <w:lang w:val="en-US"/>
-        </w:rPr>
-        <w:t>…</w:t>
+        <w:pStyle w:val="Bibliografa"/>
+        <w:rPr>
+          <w:rFonts w:ascii="Aptos" w:hAnsi="Aptos"/>
+          <w:lang w:val="en-US"/>
+        </w:rPr>
+      </w:pPr>
+      <w:r>
+        <w:rPr>
+          <w:rFonts w:ascii="Aptos" w:hAnsi="Aptos"/>
+          <w:lang w:val="en-US"/>
+        </w:rPr>
+        <w:t xml:space="preserve">Eisinger, Peter K. 1973. “The Conditions of Protest Behavior in American Cities.” </w:t>
+      </w:r>
+      <w:r>
+        <w:rPr>
+          <w:rFonts w:ascii="Aptos" w:hAnsi="Aptos"/>
+          <w:i/>
+          <w:iCs/>
+          <w:lang w:val="en-US"/>
+        </w:rPr>
+        <w:t>The American Political Science Review</w:t>
+      </w:r>
+      <w:r>
+        <w:rPr>
+          <w:rFonts w:ascii="Aptos" w:hAnsi="Aptos"/>
+          <w:lang w:val="en-US"/>
+        </w:rPr>
+        <w:t xml:space="preserve"> 67 (1): 11–28. http://www.jstor.org/stable/1958525?origin=JSTOR-pdf.</w:t>
       </w:r>
     </w:p>
     <w:p>
       <w:pPr>
+        <w:pStyle w:val="Bibliografa"/>
+        <w:rPr>
+          <w:rFonts w:ascii="Aptos" w:hAnsi="Aptos"/>
+          <w:lang w:val="en-US"/>
+        </w:rPr>
+      </w:pPr>
+      <w:r>
+        <w:rPr>
+          <w:rFonts w:ascii="Aptos" w:hAnsi="Aptos"/>
+          <w:lang w:val="en-US"/>
+        </w:rPr>
+        <w:t xml:space="preserve">Goffman, Erving. 1976. </w:t>
+      </w:r>
+      <w:r>
+        <w:rPr>
+          <w:rFonts w:ascii="Aptos" w:hAnsi="Aptos"/>
+          <w:i/>
+          <w:iCs/>
+          <w:lang w:val="en-US"/>
+        </w:rPr>
+        <w:t>Frame Analysis: An Essay on the Organization of Experience</w:t>
+      </w:r>
+      <w:r>
+        <w:rPr>
+          <w:rFonts w:ascii="Aptos" w:hAnsi="Aptos"/>
+          <w:lang w:val="en-US"/>
+        </w:rPr>
+        <w:t>. Cambridge, Mass: Harvard University Press.</w:t>
+      </w:r>
+    </w:p>
+    <w:p>
+      <w:pPr>
+        <w:pStyle w:val="Bibliografa"/>
+        <w:rPr>
+          <w:rFonts w:ascii="Aptos" w:hAnsi="Aptos"/>
+          <w:lang w:val="en-US"/>
+        </w:rPr>
+      </w:pPr>
+      <w:r>
+        <w:rPr>
+          <w:rFonts w:ascii="Aptos" w:hAnsi="Aptos"/>
+          <w:lang w:val="en-US"/>
+        </w:rPr>
+        <w:t xml:space="preserve">Johnston, Hank, and Eitan Y. Alimi. 2012. “Primary Frameworks, Keying and the Dynamics of Contentious Politics: The Islamization of the Chechen and Palestinian National Movements.” </w:t>
+      </w:r>
+      <w:r>
+        <w:rPr>
+          <w:rFonts w:ascii="Aptos" w:hAnsi="Aptos"/>
+          <w:i/>
+          <w:iCs/>
+          <w:lang w:val="en-US"/>
+        </w:rPr>
+        <w:t>Political Studies</w:t>
+      </w:r>
+      <w:r>
+        <w:rPr>
+          <w:rFonts w:ascii="Aptos" w:hAnsi="Aptos"/>
+          <w:lang w:val="en-US"/>
+        </w:rPr>
+        <w:t xml:space="preserve"> 60 (3): 603–20. https://doi.org/10.1111/j.1467-9248.2011.00927.x.</w:t>
+      </w:r>
+    </w:p>
+    <w:p>
+      <w:pPr>
         <w:spacing w:line="480" w:lineRule="auto"/>
         <w:rPr>
           <w:b/>
@@ -1277,407 +1561,12 @@
           <w:bCs/>
           <w:lang w:val="en-US"/>
         </w:rPr>
-        <w:t>Conclusion and prospective research agenda</w:t>
-      </w:r>
-    </w:p>
-    <w:p>
-      <w:pPr>
-        <w:spacing w:line="480" w:lineRule="auto"/>
-        <w:rPr>
-          <w:b/>
-          <w:bCs/>
-          <w:lang w:val="en-US"/>
-        </w:rPr>
-      </w:pPr>
-      <w:r>
-        <w:rPr>
-          <w:b/>
-          <w:bCs/>
-          <w:lang w:val="en-US"/>
-        </w:rPr>
-        <w:t>Cited references</w:t>
-      </w:r>
-    </w:p>
-    <w:p>
-      <w:pPr>
-        <w:spacing w:after="0" w:line="240" w:lineRule="auto"/>
-        <w:ind w:hanging="480"/>
-        <w:rPr>
-          <w:rFonts w:ascii="Times New Roman" w:eastAsia="Times New Roman" w:hAnsi="Times New Roman" w:cs="Times New Roman"/>
-          <w:kern w:val="0"/>
-          <w:sz w:val="24"/>
-          <w:szCs w:val="24"/>
-          <w:lang w:eastAsia="es-PE"/>
-          <w14:ligatures w14:val="none"/>
-        </w:rPr>
-      </w:pPr>
-      <w:proofErr w:type="spellStart"/>
-      <w:r>
-        <w:rPr>
-          <w:rFonts w:ascii="Times New Roman" w:eastAsia="Times New Roman" w:hAnsi="Times New Roman" w:cs="Times New Roman"/>
-          <w:kern w:val="0"/>
-          <w:sz w:val="24"/>
-          <w:szCs w:val="24"/>
-          <w:lang w:val="en-US" w:eastAsia="es-PE"/>
-          <w14:ligatures w14:val="none"/>
-        </w:rPr>
-        <w:t>Franzosi</w:t>
-      </w:r>
-      <w:proofErr w:type="spellEnd"/>
-      <w:r>
-        <w:rPr>
-          <w:rFonts w:ascii="Times New Roman" w:eastAsia="Times New Roman" w:hAnsi="Times New Roman" w:cs="Times New Roman"/>
-          <w:kern w:val="0"/>
-          <w:sz w:val="24"/>
-          <w:szCs w:val="24"/>
-          <w:lang w:val="en-US" w:eastAsia="es-PE"/>
-          <w14:ligatures w14:val="none"/>
-        </w:rPr>
-        <w:t xml:space="preserve">, Roberto. 2006. “The Return of The Actor. Interaction Networks Among Social Actors During Periods of High Mobilization (Italy, 1919-1922).” </w:t>
-      </w:r>
-      <w:proofErr w:type="spellStart"/>
-      <w:r>
-        <w:rPr>
-          <w:rFonts w:ascii="Times New Roman" w:eastAsia="Times New Roman" w:hAnsi="Times New Roman" w:cs="Times New Roman"/>
-          <w:i/>
-          <w:iCs/>
-          <w:kern w:val="0"/>
-          <w:sz w:val="24"/>
-          <w:szCs w:val="24"/>
-          <w:lang w:eastAsia="es-PE"/>
-          <w14:ligatures w14:val="none"/>
-        </w:rPr>
-        <w:t>Mobilization</w:t>
-      </w:r>
-      <w:proofErr w:type="spellEnd"/>
-      <w:r>
-        <w:rPr>
-          <w:rFonts w:ascii="Times New Roman" w:eastAsia="Times New Roman" w:hAnsi="Times New Roman" w:cs="Times New Roman"/>
-          <w:i/>
-          <w:iCs/>
-          <w:kern w:val="0"/>
-          <w:sz w:val="24"/>
-          <w:szCs w:val="24"/>
-          <w:lang w:eastAsia="es-PE"/>
-          <w14:ligatures w14:val="none"/>
-        </w:rPr>
-        <w:t xml:space="preserve">: An International </w:t>
-      </w:r>
-      <w:proofErr w:type="spellStart"/>
-      <w:r>
-        <w:rPr>
-          <w:rFonts w:ascii="Times New Roman" w:eastAsia="Times New Roman" w:hAnsi="Times New Roman" w:cs="Times New Roman"/>
-          <w:i/>
-          <w:iCs/>
-          <w:kern w:val="0"/>
-          <w:sz w:val="24"/>
-          <w:szCs w:val="24"/>
-          <w:lang w:eastAsia="es-PE"/>
-          <w14:ligatures w14:val="none"/>
-        </w:rPr>
-        <w:t>Quarterly</w:t>
-      </w:r>
-      <w:proofErr w:type="spellEnd"/>
-      <w:r>
-        <w:rPr>
-          <w:rFonts w:ascii="Times New Roman" w:eastAsia="Times New Roman" w:hAnsi="Times New Roman" w:cs="Times New Roman"/>
-          <w:kern w:val="0"/>
-          <w:sz w:val="24"/>
-          <w:szCs w:val="24"/>
-          <w:lang w:eastAsia="es-PE"/>
-          <w14:ligatures w14:val="none"/>
-        </w:rPr>
-        <w:t xml:space="preserve"> 4 (2): 131–49. </w:t>
-      </w:r>
-      <w:hyperlink r:id="rId7" w:history="1">
-        <w:r>
-          <w:rPr>
-            <w:rFonts w:ascii="Times New Roman" w:eastAsia="Times New Roman" w:hAnsi="Times New Roman" w:cs="Times New Roman"/>
-            <w:color w:val="0000FF"/>
-            <w:kern w:val="0"/>
-            <w:sz w:val="24"/>
-            <w:szCs w:val="24"/>
-            <w:u w:val="single"/>
-            <w:lang w:eastAsia="es-PE"/>
-            <w14:ligatures w14:val="none"/>
-          </w:rPr>
-          <w:t>https://doi.org/10.17813/maiq.4.2.480g12700535663l</w:t>
-        </w:r>
-      </w:hyperlink>
-      <w:r>
-        <w:rPr>
-          <w:rFonts w:ascii="Times New Roman" w:eastAsia="Times New Roman" w:hAnsi="Times New Roman" w:cs="Times New Roman"/>
-          <w:kern w:val="0"/>
-          <w:sz w:val="24"/>
-          <w:szCs w:val="24"/>
-          <w:lang w:eastAsia="es-PE"/>
-          <w14:ligatures w14:val="none"/>
-        </w:rPr>
-        <w:t>.</w:t>
-      </w:r>
-    </w:p>
-    <w:p>
-      <w:pPr>
-        <w:spacing w:after="0" w:line="240" w:lineRule="auto"/>
-        <w:ind w:hanging="480"/>
-        <w:rPr>
-          <w:rFonts w:ascii="Times New Roman" w:eastAsia="Times New Roman" w:hAnsi="Times New Roman" w:cs="Times New Roman"/>
-          <w:kern w:val="0"/>
-          <w:sz w:val="24"/>
-          <w:szCs w:val="24"/>
-          <w:lang w:val="en-US" w:eastAsia="es-PE"/>
-          <w14:ligatures w14:val="none"/>
-        </w:rPr>
-      </w:pPr>
-      <w:r>
-        <w:rPr>
-          <w:rFonts w:ascii="Times New Roman" w:eastAsia="Times New Roman" w:hAnsi="Times New Roman" w:cs="Times New Roman"/>
-          <w:kern w:val="0"/>
-          <w:sz w:val="24"/>
-          <w:szCs w:val="24"/>
-          <w:lang w:val="en-US" w:eastAsia="es-PE"/>
-          <w14:ligatures w14:val="none"/>
-        </w:rPr>
-        <w:t xml:space="preserve">Goffman, Erving. 1967. </w:t>
-      </w:r>
-      <w:r>
-        <w:rPr>
-          <w:rFonts w:ascii="Times New Roman" w:eastAsia="Times New Roman" w:hAnsi="Times New Roman" w:cs="Times New Roman"/>
-          <w:i/>
-          <w:iCs/>
-          <w:kern w:val="0"/>
-          <w:sz w:val="24"/>
-          <w:szCs w:val="24"/>
-          <w:lang w:val="en-US" w:eastAsia="es-PE"/>
-          <w14:ligatures w14:val="none"/>
-        </w:rPr>
-        <w:t>Interaction Ritual: Essays on Face-to-Face Behavior</w:t>
-      </w:r>
-      <w:r>
-        <w:rPr>
-          <w:rFonts w:ascii="Times New Roman" w:eastAsia="Times New Roman" w:hAnsi="Times New Roman" w:cs="Times New Roman"/>
-          <w:kern w:val="0"/>
-          <w:sz w:val="24"/>
-          <w:szCs w:val="24"/>
-          <w:lang w:val="en-US" w:eastAsia="es-PE"/>
-          <w14:ligatures w14:val="none"/>
-        </w:rPr>
-        <w:t xml:space="preserve">. [1st ed.]. Anchor </w:t>
-      </w:r>
-      <w:proofErr w:type="gramStart"/>
-      <w:r>
-        <w:rPr>
-          <w:rFonts w:ascii="Times New Roman" w:eastAsia="Times New Roman" w:hAnsi="Times New Roman" w:cs="Times New Roman"/>
-          <w:kern w:val="0"/>
-          <w:sz w:val="24"/>
-          <w:szCs w:val="24"/>
-          <w:lang w:val="en-US" w:eastAsia="es-PE"/>
-          <w14:ligatures w14:val="none"/>
-        </w:rPr>
-        <w:t>Books</w:t>
-      </w:r>
-      <w:r>
-        <w:rPr>
-          <w:rFonts w:ascii="Arial" w:eastAsia="Times New Roman" w:hAnsi="Arial" w:cs="Arial"/>
-          <w:kern w:val="0"/>
-          <w:sz w:val="24"/>
-          <w:szCs w:val="24"/>
-          <w:lang w:val="en-US" w:eastAsia="es-PE"/>
-          <w14:ligatures w14:val="none"/>
-        </w:rPr>
-        <w:t> </w:t>
-      </w:r>
-      <w:r>
-        <w:rPr>
-          <w:rFonts w:ascii="Times New Roman" w:eastAsia="Times New Roman" w:hAnsi="Times New Roman" w:cs="Times New Roman"/>
-          <w:kern w:val="0"/>
-          <w:sz w:val="24"/>
-          <w:szCs w:val="24"/>
-          <w:lang w:val="en-US" w:eastAsia="es-PE"/>
-          <w14:ligatures w14:val="none"/>
-        </w:rPr>
-        <w:t>;</w:t>
-      </w:r>
-      <w:proofErr w:type="gramEnd"/>
-      <w:r>
-        <w:rPr>
-          <w:rFonts w:ascii="Times New Roman" w:eastAsia="Times New Roman" w:hAnsi="Times New Roman" w:cs="Times New Roman"/>
-          <w:kern w:val="0"/>
-          <w:sz w:val="24"/>
-          <w:szCs w:val="24"/>
-          <w:lang w:val="en-US" w:eastAsia="es-PE"/>
-          <w14:ligatures w14:val="none"/>
-        </w:rPr>
-        <w:t xml:space="preserve"> A596. Garden City, N.Y: Doubleday.</w:t>
-      </w:r>
-    </w:p>
-    <w:p>
-      <w:pPr>
-        <w:spacing w:after="0" w:line="240" w:lineRule="auto"/>
-        <w:ind w:hanging="480"/>
-        <w:rPr>
-          <w:rFonts w:ascii="Times New Roman" w:eastAsia="Times New Roman" w:hAnsi="Times New Roman" w:cs="Times New Roman"/>
-          <w:kern w:val="0"/>
-          <w:sz w:val="24"/>
-          <w:szCs w:val="24"/>
-          <w:lang w:val="en-US" w:eastAsia="es-PE"/>
-          <w14:ligatures w14:val="none"/>
-        </w:rPr>
-      </w:pPr>
-      <w:r>
-        <w:rPr>
-          <w:rFonts w:ascii="Times New Roman" w:eastAsia="Times New Roman" w:hAnsi="Times New Roman" w:cs="Times New Roman"/>
-          <w:kern w:val="0"/>
-          <w:sz w:val="24"/>
-          <w:szCs w:val="24"/>
-          <w:lang w:val="en-US" w:eastAsia="es-PE"/>
-          <w14:ligatures w14:val="none"/>
-        </w:rPr>
-        <w:t xml:space="preserve">Goffman, Erving. 1976. </w:t>
-      </w:r>
-      <w:r>
-        <w:rPr>
-          <w:rFonts w:ascii="Times New Roman" w:eastAsia="Times New Roman" w:hAnsi="Times New Roman" w:cs="Times New Roman"/>
-          <w:i/>
-          <w:iCs/>
-          <w:kern w:val="0"/>
-          <w:sz w:val="24"/>
-          <w:szCs w:val="24"/>
-          <w:lang w:val="en-US" w:eastAsia="es-PE"/>
-          <w14:ligatures w14:val="none"/>
-        </w:rPr>
-        <w:t>Frame Analysis: An Essay on the Organization of Experience</w:t>
-      </w:r>
-      <w:r>
-        <w:rPr>
-          <w:rFonts w:ascii="Times New Roman" w:eastAsia="Times New Roman" w:hAnsi="Times New Roman" w:cs="Times New Roman"/>
-          <w:kern w:val="0"/>
-          <w:sz w:val="24"/>
-          <w:szCs w:val="24"/>
-          <w:lang w:val="en-US" w:eastAsia="es-PE"/>
-          <w14:ligatures w14:val="none"/>
-        </w:rPr>
-        <w:t>. Cambridge, Mass: Harvard University Press.</w:t>
-      </w:r>
-    </w:p>
-    <w:p>
-      <w:pPr>
-        <w:spacing w:after="0" w:line="240" w:lineRule="auto"/>
-        <w:ind w:hanging="480"/>
-        <w:rPr>
-          <w:rFonts w:ascii="Times New Roman" w:eastAsia="Times New Roman" w:hAnsi="Times New Roman" w:cs="Times New Roman"/>
-          <w:kern w:val="0"/>
-          <w:sz w:val="24"/>
-          <w:szCs w:val="24"/>
-          <w:lang w:eastAsia="es-PE"/>
-          <w14:ligatures w14:val="none"/>
-        </w:rPr>
-      </w:pPr>
-      <w:r>
-        <w:rPr>
-          <w:rFonts w:ascii="Times New Roman" w:eastAsia="Times New Roman" w:hAnsi="Times New Roman" w:cs="Times New Roman"/>
-          <w:kern w:val="0"/>
-          <w:sz w:val="24"/>
-          <w:szCs w:val="24"/>
-          <w:lang w:val="en-US" w:eastAsia="es-PE"/>
-          <w14:ligatures w14:val="none"/>
-        </w:rPr>
-        <w:t xml:space="preserve">Johnston, Hank, and Eitan Y. Alimi. 2012. “Primary Frameworks, Keying and the Dynamics of Contentious Politics: The Islamization of the Chechen and Palestinian National Movements.” </w:t>
-      </w:r>
-      <w:proofErr w:type="spellStart"/>
-      <w:r>
-        <w:rPr>
-          <w:rFonts w:ascii="Times New Roman" w:eastAsia="Times New Roman" w:hAnsi="Times New Roman" w:cs="Times New Roman"/>
-          <w:i/>
-          <w:iCs/>
-          <w:kern w:val="0"/>
-          <w:sz w:val="24"/>
-          <w:szCs w:val="24"/>
-          <w:lang w:eastAsia="es-PE"/>
-          <w14:ligatures w14:val="none"/>
-        </w:rPr>
-        <w:t>Political</w:t>
-      </w:r>
-      <w:proofErr w:type="spellEnd"/>
-      <w:r>
-        <w:rPr>
-          <w:rFonts w:ascii="Times New Roman" w:eastAsia="Times New Roman" w:hAnsi="Times New Roman" w:cs="Times New Roman"/>
-          <w:i/>
-          <w:iCs/>
-          <w:kern w:val="0"/>
-          <w:sz w:val="24"/>
-          <w:szCs w:val="24"/>
-          <w:lang w:eastAsia="es-PE"/>
-          <w14:ligatures w14:val="none"/>
-        </w:rPr>
-        <w:t xml:space="preserve"> </w:t>
-      </w:r>
-      <w:proofErr w:type="spellStart"/>
-      <w:r>
-        <w:rPr>
-          <w:rFonts w:ascii="Times New Roman" w:eastAsia="Times New Roman" w:hAnsi="Times New Roman" w:cs="Times New Roman"/>
-          <w:i/>
-          <w:iCs/>
-          <w:kern w:val="0"/>
-          <w:sz w:val="24"/>
-          <w:szCs w:val="24"/>
-          <w:lang w:eastAsia="es-PE"/>
-          <w14:ligatures w14:val="none"/>
-        </w:rPr>
-        <w:t>Studies</w:t>
-      </w:r>
-      <w:proofErr w:type="spellEnd"/>
-      <w:r>
-        <w:rPr>
-          <w:rFonts w:ascii="Times New Roman" w:eastAsia="Times New Roman" w:hAnsi="Times New Roman" w:cs="Times New Roman"/>
-          <w:kern w:val="0"/>
-          <w:sz w:val="24"/>
-          <w:szCs w:val="24"/>
-          <w:lang w:eastAsia="es-PE"/>
-          <w14:ligatures w14:val="none"/>
-        </w:rPr>
-        <w:t xml:space="preserve"> 60 (3): 603–20. </w:t>
-      </w:r>
-      <w:hyperlink r:id="rId8" w:history="1">
-        <w:r>
-          <w:rPr>
-            <w:rFonts w:ascii="Times New Roman" w:eastAsia="Times New Roman" w:hAnsi="Times New Roman" w:cs="Times New Roman"/>
-            <w:color w:val="0000FF"/>
-            <w:kern w:val="0"/>
-            <w:sz w:val="24"/>
-            <w:szCs w:val="24"/>
-            <w:u w:val="single"/>
-            <w:lang w:eastAsia="es-PE"/>
-            <w14:ligatures w14:val="none"/>
-          </w:rPr>
-          <w:t>https://doi.org/10.1111/j.1467-9248.2011.00927.x</w:t>
-        </w:r>
-      </w:hyperlink>
-      <w:r>
-        <w:rPr>
-          <w:rFonts w:ascii="Times New Roman" w:eastAsia="Times New Roman" w:hAnsi="Times New Roman" w:cs="Times New Roman"/>
-          <w:kern w:val="0"/>
-          <w:sz w:val="24"/>
-          <w:szCs w:val="24"/>
-          <w:lang w:eastAsia="es-PE"/>
-          <w14:ligatures w14:val="none"/>
-        </w:rPr>
-        <w:t>.</w:t>
-      </w:r>
-    </w:p>
-    <w:p>
-      <w:pPr>
-        <w:spacing w:line="480" w:lineRule="auto"/>
-        <w:rPr>
-          <w:b/>
-          <w:bCs/>
-          <w:lang w:val="en-US"/>
-        </w:rPr>
-      </w:pPr>
+        <w:fldChar w:fldCharType="end"/>
+      </w:r>
     </w:p>
     <w:sectPr>
-      <w:headerReference w:type="default" r:id="rId9"/>
-      <w:footerReference w:type="default" r:id="rId10"/>
+      <w:headerReference w:type="default" r:id="rId7"/>
+      <w:footerReference w:type="default" r:id="rId8"/>
       <w:pgSz w:w="11906" w:h="16838"/>
       <w:pgMar w:top="1417" w:right="1701" w:bottom="1417" w:left="1701" w:header="708" w:footer="708" w:gutter="0"/>
       <w:cols w:space="708"/>
